--- a/06-学生侧材料/讲义/化学原理/热力学初步（Word清稿）.docx
+++ b/06-学生侧材料/讲义/化学原理/热力学初步（Word清稿）.docx
@@ -3,101 +3,6 @@
 <w:document xmlns:w="http://schemas.openxmlformats.org/wordprocessingml/2006/main" xmlns:m="http://schemas.openxmlformats.org/officeDocument/2006/math" xmlns:r="http://schemas.openxmlformats.org/officeDocument/2006/relationships" xmlns:o="urn:schemas-microsoft-com:office:office" xmlns:v="urn:schemas-microsoft-com:vml" xmlns:w10="urn:schemas-microsoft-com:office:word" xmlns:a="http://schemas.openxmlformats.org/drawingml/2006/main" xmlns:pic="http://schemas.openxmlformats.org/drawingml/2006/picture" xmlns:wp="http://schemas.openxmlformats.org/drawingml/2006/wordprocessingDrawing">
   <w:body>
     <w:bookmarkStart w:id="83" w:name="热力学初步"/>
-    <w:p>
-      <w:pPr>
-        <w:spacing w:after="1800" w:before="1200" w:line="276" w:lineRule="auto"/>
-        <w:jc w:val="center"/>
-      </w:pPr>
-    </w:p>
-    <w:p>
-      <w:pPr>
-        <w:spacing w:after="320" w:before="0" w:line="276" w:lineRule="auto"/>
-        <w:jc w:val="center"/>
-      </w:pPr>
-      <w:r>
-        <w:rPr>
-          <w:rFonts w:ascii="Times New Roman" w:hAnsi="Times New Roman" w:eastAsia="SimHei" w:cs="Times New Roman"/>
-          <w:b/>
-          <w:color w:val="17324D"/>
-          <w:sz w:val="64"/>
-        </w:rPr>
-        <w:t>化学竞赛习题册</w:t>
-      </w:r>
-    </w:p>
-    <w:p>
-      <w:pPr>
-        <w:spacing w:after="120" w:before="0" w:line="276" w:lineRule="auto"/>
-        <w:jc w:val="center"/>
-      </w:pPr>
-      <w:r>
-        <w:rPr>
-          <w:rFonts w:ascii="Times New Roman" w:hAnsi="Times New Roman" w:eastAsia="SimHei" w:cs="Times New Roman"/>
-          <w:b w:val="0"/>
-          <w:color w:val="5B6975"/>
-          <w:sz w:val="32"/>
-        </w:rPr>
-        <w:t>化学原理</w:t>
-      </w:r>
-    </w:p>
-    <w:p>
-      <w:pPr>
-        <w:spacing w:after="600" w:before="0" w:line="276" w:lineRule="auto"/>
-        <w:jc w:val="center"/>
-      </w:pPr>
-      <w:r>
-        <w:rPr>
-          <w:rFonts w:ascii="Times New Roman" w:hAnsi="Times New Roman" w:eastAsia="SimHei" w:cs="Times New Roman"/>
-          <w:b/>
-          <w:color w:val="17324D"/>
-          <w:sz w:val="44"/>
-        </w:rPr>
-        <w:t>热力学初步</w:t>
-      </w:r>
-    </w:p>
-    <w:p>
-      <w:pPr>
-        <w:spacing w:after="600" w:before="120" w:line="276" w:lineRule="auto"/>
-        <w:jc w:val="center"/>
-        <w:pBdr>
-          <w:bottom w:val="single" w:sz="8" w:space="4" w:color="4A6577"/>
-        </w:pBdr>
-      </w:pPr>
-    </w:p>
-    <w:p>
-      <w:pPr>
-        <w:spacing w:after="160" w:before="0" w:line="276" w:lineRule="auto"/>
-        <w:jc w:val="center"/>
-      </w:pPr>
-      <w:r>
-        <w:rPr>
-          <w:rFonts w:ascii="Times New Roman" w:hAnsi="Times New Roman" w:eastAsia="FangSong" w:cs="Times New Roman"/>
-          <w:b w:val="0"/>
-          <w:color w:val="5B6975"/>
-          <w:sz w:val="24"/>
-        </w:rPr>
-        <w:t>日期</w:t>
-      </w:r>
-      <w:r>
-        <w:rPr>
-          <w:rFonts w:ascii="Times New Roman" w:hAnsi="Times New Roman" w:eastAsia="Times New Roman" w:cs="Times New Roman"/>
-          <w:b w:val="0"/>
-          <w:color w:val="5B6975"/>
-          <w:sz w:val="24"/>
-        </w:rPr>
-        <w:t>：2026-09-10</w:t>
-      </w:r>
-    </w:p>
-    <w:p>
-      <w:pPr>
-        <w:jc w:val="center"/>
-      </w:pPr>
-      <w:r>
-        <w:rPr>
-          <w:rFonts w:ascii="Times New Roman" w:hAnsi="Times New Roman" w:eastAsia="Times New Roman" w:cs="Times New Roman"/>
-        </w:rPr>
-        <w:br w:type="page"/>
-      </w:r>
-    </w:p>
     <w:p>
       <w:pPr>
         <w:pStyle w:val="Heading1"/>
@@ -2481,13 +2386,36 @@
         <w:rPr>
           <w:rFonts w:ascii="Times New Roman" w:hAnsi="Times New Roman" w:eastAsia="Times New Roman" w:cs="Times New Roman"/>
         </w:rPr>
-        <w:t xml:space="preserve"> 100 </w:t>
-      </w:r>
-      <w:r>
-        <w:rPr>
-          <w:rFonts w:hint="eastAsia" w:ascii="Times New Roman" w:hAnsi="Times New Roman" w:eastAsia="Times New Roman" w:cs="Times New Roman"/>
-        </w:rPr>
-        <w:t>cm^{3}，</w:t>
+        <w:t xml:space="preserve"> 100</w:t>
+      </w:r>
+      <w:r>
+        <w:rPr>
+          <w:rFonts w:ascii="Times New Roman" w:hAnsi="Times New Roman" w:eastAsia="Times New Roman" w:cs="Times New Roman"/>
+        </w:rPr>
+        <w:t xml:space="preserve"> </w:t>
+      </w:r>
+      <m:oMath>
+        <m:r>
+          <m:t>c</m:t>
+        </m:r>
+        <m:sSup>
+          <m:e>
+            <m:r>
+              <m:t>m</m:t>
+            </m:r>
+          </m:e>
+          <m:sup>
+            <m:r>
+              <m:t>3</m:t>
+            </m:r>
+          </m:sup>
+        </m:sSup>
+      </m:oMath>
+      <w:r>
+        <w:rPr>
+          <w:rFonts w:hint="eastAsia" w:ascii="Times New Roman" w:hAnsi="Times New Roman" w:eastAsia="Times New Roman" w:cs="Times New Roman"/>
+        </w:rPr>
+        <w:t>，</w:t>
       </w:r>
       <w:r>
         <w:rPr>
@@ -2531,7 +2459,65 @@
         <w:rPr>
           <w:rFonts w:ascii="Times New Roman" w:hAnsi="Times New Roman" w:eastAsia="Times New Roman" w:cs="Times New Roman"/>
         </w:rPr>
-        <w:t xml:space="preserve"> 1.01 mol·dm^{-3} </w:t>
+        <w:t xml:space="preserve"> 1.01</w:t>
+      </w:r>
+      <w:r>
+        <w:rPr>
+          <w:rFonts w:ascii="Times New Roman" w:hAnsi="Times New Roman" w:eastAsia="Times New Roman" w:cs="Times New Roman"/>
+        </w:rPr>
+        <w:t xml:space="preserve"> </w:t>
+      </w:r>
+      <m:oMath>
+        <m:oMathPr>
+          <m:ctrlPr>
+            <w:rPr>
+              <w:sz w:val="28"/>
+              <w:szCs w:val="28"/>
+            </w:rPr>
+          </m:ctrlPr>
+        </m:oMathPr>
+        <m:r>
+          <m:t>m</m:t>
+        </m:r>
+        <m:r>
+          <m:t>o</m:t>
+        </m:r>
+        <m:r>
+          <m:t>l</m:t>
+        </m:r>
+        <m:r>
+          <m:rPr>
+            <m:sty m:val="p"/>
+          </m:rPr>
+          <m:t>·</m:t>
+        </m:r>
+        <m:r>
+          <m:t>d</m:t>
+        </m:r>
+        <m:sSup>
+          <m:e>
+            <m:r>
+              <m:t>m</m:t>
+            </m:r>
+          </m:e>
+          <m:sup>
+            <m:r>
+              <m:rPr>
+                <m:sty m:val="p"/>
+              </m:rPr>
+              <m:t>−</m:t>
+            </m:r>
+            <m:r>
+              <m:t>3</m:t>
+            </m:r>
+          </m:sup>
+        </m:sSup>
+      </m:oMath>
+      <w:r>
+        <w:rPr>
+          <w:rFonts w:ascii="Times New Roman" w:hAnsi="Times New Roman" w:eastAsia="Times New Roman" w:cs="Times New Roman"/>
+        </w:rPr>
+        <w:t xml:space="preserve"> </w:t>
       </w:r>
       <w:r>
         <w:rPr>
@@ -2555,7 +2541,65 @@
         <w:rPr>
           <w:rFonts w:ascii="Times New Roman" w:hAnsi="Times New Roman" w:eastAsia="Times New Roman" w:cs="Times New Roman"/>
         </w:rPr>
-        <w:t xml:space="preserve"> 1.03 mol·dm^{-3} </w:t>
+        <w:t xml:space="preserve"> 1.03</w:t>
+      </w:r>
+      <w:r>
+        <w:rPr>
+          <w:rFonts w:ascii="Times New Roman" w:hAnsi="Times New Roman" w:eastAsia="Times New Roman" w:cs="Times New Roman"/>
+        </w:rPr>
+        <w:t xml:space="preserve"> </w:t>
+      </w:r>
+      <m:oMath>
+        <m:oMathPr>
+          <m:ctrlPr>
+            <w:rPr>
+              <w:sz w:val="28"/>
+              <w:szCs w:val="28"/>
+            </w:rPr>
+          </m:ctrlPr>
+        </m:oMathPr>
+        <m:r>
+          <m:t>m</m:t>
+        </m:r>
+        <m:r>
+          <m:t>o</m:t>
+        </m:r>
+        <m:r>
+          <m:t>l</m:t>
+        </m:r>
+        <m:r>
+          <m:rPr>
+            <m:sty m:val="p"/>
+          </m:rPr>
+          <m:t>·</m:t>
+        </m:r>
+        <m:r>
+          <m:t>d</m:t>
+        </m:r>
+        <m:sSup>
+          <m:e>
+            <m:r>
+              <m:t>m</m:t>
+            </m:r>
+          </m:e>
+          <m:sup>
+            <m:r>
+              <m:rPr>
+                <m:sty m:val="p"/>
+              </m:rPr>
+              <m:t>−</m:t>
+            </m:r>
+            <m:r>
+              <m:t>3</m:t>
+            </m:r>
+          </m:sup>
+        </m:sSup>
+      </m:oMath>
+      <w:r>
+        <w:rPr>
+          <w:rFonts w:ascii="Times New Roman" w:hAnsi="Times New Roman" w:eastAsia="Times New Roman" w:cs="Times New Roman"/>
+        </w:rPr>
+        <w:t xml:space="preserve"> </w:t>
       </w:r>
       <w:r>
         <w:rPr>
@@ -2579,13 +2623,36 @@
         <w:rPr>
           <w:rFonts w:ascii="Times New Roman" w:hAnsi="Times New Roman" w:eastAsia="Times New Roman" w:cs="Times New Roman"/>
         </w:rPr>
-        <w:t xml:space="preserve"> 100 </w:t>
-      </w:r>
-      <w:r>
-        <w:rPr>
-          <w:rFonts w:hint="eastAsia" w:ascii="Times New Roman" w:hAnsi="Times New Roman" w:eastAsia="Times New Roman" w:cs="Times New Roman"/>
-        </w:rPr>
-        <w:t>cm^{3}，</w:t>
+        <w:t xml:space="preserve"> 100</w:t>
+      </w:r>
+      <w:r>
+        <w:rPr>
+          <w:rFonts w:ascii="Times New Roman" w:hAnsi="Times New Roman" w:eastAsia="Times New Roman" w:cs="Times New Roman"/>
+        </w:rPr>
+        <w:t xml:space="preserve"> </w:t>
+      </w:r>
+      <m:oMath>
+        <m:r>
+          <m:t>c</m:t>
+        </m:r>
+        <m:sSup>
+          <m:e>
+            <m:r>
+              <m:t>m</m:t>
+            </m:r>
+          </m:e>
+          <m:sup>
+            <m:r>
+              <m:t>3</m:t>
+            </m:r>
+          </m:sup>
+        </m:sSup>
+      </m:oMath>
+      <w:r>
+        <w:rPr>
+          <w:rFonts w:hint="eastAsia" w:ascii="Times New Roman" w:hAnsi="Times New Roman" w:eastAsia="Times New Roman" w:cs="Times New Roman"/>
+        </w:rPr>
+        <w:t>，</w:t>
       </w:r>
       <w:r>
         <w:rPr>
@@ -2671,13 +2738,59 @@
         <w:rPr>
           <w:rFonts w:ascii="Times New Roman" w:hAnsi="Times New Roman" w:eastAsia="Times New Roman" w:cs="Times New Roman"/>
         </w:rPr>
-        <w:t xml:space="preserve"> 1.00 </w:t>
-      </w:r>
-      <w:r>
-        <w:rPr>
-          <w:rFonts w:hint="eastAsia" w:ascii="Times New Roman" w:hAnsi="Times New Roman" w:eastAsia="Times New Roman" w:cs="Times New Roman"/>
-        </w:rPr>
-        <w:t>g·cm^{-3}，</w:t>
+        <w:t xml:space="preserve"> 1.00</w:t>
+      </w:r>
+      <w:r>
+        <w:rPr>
+          <w:rFonts w:ascii="Times New Roman" w:hAnsi="Times New Roman" w:eastAsia="Times New Roman" w:cs="Times New Roman"/>
+        </w:rPr>
+        <w:t xml:space="preserve"> </w:t>
+      </w:r>
+      <m:oMath>
+        <m:oMathPr>
+          <m:ctrlPr>
+            <w:rPr>
+              <w:sz w:val="28"/>
+              <w:szCs w:val="28"/>
+            </w:rPr>
+          </m:ctrlPr>
+        </m:oMathPr>
+        <m:r>
+          <m:t>g</m:t>
+        </m:r>
+        <m:r>
+          <m:rPr>
+            <m:sty m:val="p"/>
+          </m:rPr>
+          <m:t>·</m:t>
+        </m:r>
+        <m:r>
+          <m:t>c</m:t>
+        </m:r>
+        <m:sSup>
+          <m:e>
+            <m:r>
+              <m:t>m</m:t>
+            </m:r>
+          </m:e>
+          <m:sup>
+            <m:r>
+              <m:rPr>
+                <m:sty m:val="p"/>
+              </m:rPr>
+              <m:t>−</m:t>
+            </m:r>
+            <m:r>
+              <m:t>3</m:t>
+            </m:r>
+          </m:sup>
+        </m:sSup>
+      </m:oMath>
+      <w:r>
+        <w:rPr>
+          <w:rFonts w:hint="eastAsia" w:ascii="Times New Roman" w:hAnsi="Times New Roman" w:eastAsia="Times New Roman" w:cs="Times New Roman"/>
+        </w:rPr>
+        <w:t>，</w:t>
       </w:r>
       <w:r>
         <w:rPr>
@@ -2689,20 +2802,86 @@
         <w:rPr>
           <w:rFonts w:ascii="Times New Roman" w:hAnsi="Times New Roman" w:eastAsia="Times New Roman" w:cs="Times New Roman"/>
         </w:rPr>
-        <w:t xml:space="preserve"> c = 4.03 J·g</w:t>
-      </w:r>
-      <w:r>
-        <w:rPr>
-          <w:rFonts w:ascii="Times New Roman" w:hAnsi="Times New Roman" w:eastAsia="Times New Roman" w:cs="Times New Roman"/>
-          <w:vertAlign w:val="superscript"/>
-        </w:rPr>
-        <w:t xml:space="preserve">{-1}·°C</w:t>
-      </w:r>
-      <w:r>
-        <w:rPr>
-          <w:rFonts w:hint="eastAsia" w:ascii="Times New Roman" w:hAnsi="Times New Roman" w:eastAsia="Times New Roman" w:cs="Times New Roman"/>
-        </w:rPr>
-        <w:t>{-1}，</w:t>
+        <w:t xml:space="preserve"> c = 4.03</w:t>
+      </w:r>
+      <w:r>
+        <w:rPr>
+          <w:rFonts w:ascii="Times New Roman" w:hAnsi="Times New Roman" w:eastAsia="Times New Roman" w:cs="Times New Roman"/>
+        </w:rPr>
+        <w:t xml:space="preserve"> </w:t>
+      </w:r>
+      <m:oMath>
+        <m:oMathPr>
+          <m:ctrlPr>
+            <w:rPr>
+              <w:sz w:val="28"/>
+              <w:szCs w:val="28"/>
+            </w:rPr>
+          </m:ctrlPr>
+        </m:oMathPr>
+        <m:r>
+          <m:t>J</m:t>
+        </m:r>
+        <m:r>
+          <m:rPr>
+            <m:sty m:val="p"/>
+          </m:rPr>
+          <m:t>·</m:t>
+        </m:r>
+        <m:sSup>
+          <m:e>
+            <m:r>
+              <m:t>g</m:t>
+            </m:r>
+          </m:e>
+          <m:sup>
+            <m:r>
+              <m:rPr>
+                <m:sty m:val="p"/>
+              </m:rPr>
+              <m:t>−</m:t>
+            </m:r>
+            <m:r>
+              <m:t>1</m:t>
+            </m:r>
+          </m:sup>
+        </m:sSup>
+        <m:r>
+          <m:rPr>
+            <m:sty m:val="p"/>
+          </m:rPr>
+          <m:t>·</m:t>
+        </m:r>
+        <m:r>
+          <m:rPr>
+            <m:sty m:val="p"/>
+          </m:rPr>
+          <m:t>°</m:t>
+        </m:r>
+        <m:sSup>
+          <m:e>
+            <m:r>
+              <m:t>C</m:t>
+            </m:r>
+          </m:e>
+          <m:sup>
+            <m:r>
+              <m:rPr>
+                <m:sty m:val="p"/>
+              </m:rPr>
+              <m:t>−</m:t>
+            </m:r>
+            <m:r>
+              <m:t>1</m:t>
+            </m:r>
+          </m:sup>
+        </m:sSup>
+      </m:oMath>
+      <w:r>
+        <w:rPr>
+          <w:rFonts w:hint="eastAsia" w:ascii="Times New Roman" w:hAnsi="Times New Roman" w:eastAsia="Times New Roman" w:cs="Times New Roman"/>
+        </w:rPr>
+        <w:t>，</w:t>
       </w:r>
       <w:r>
         <w:rPr>
@@ -2726,7 +2905,59 @@
         <w:rPr>
           <w:rFonts w:ascii="Times New Roman" w:hAnsi="Times New Roman" w:eastAsia="Times New Roman" w:cs="Times New Roman"/>
         </w:rPr>
-        <w:t xml:space="preserve"> ρ = 1.02 g·cm^{-3}。</w:t>
+        <w:t xml:space="preserve"> ρ = 1.02</w:t>
+      </w:r>
+      <w:r>
+        <w:rPr>
+          <w:rFonts w:ascii="Times New Roman" w:hAnsi="Times New Roman" w:eastAsia="Times New Roman" w:cs="Times New Roman"/>
+        </w:rPr>
+        <w:t xml:space="preserve"> </w:t>
+      </w:r>
+      <m:oMath>
+        <m:oMathPr>
+          <m:ctrlPr>
+            <w:rPr>
+              <w:sz w:val="28"/>
+              <w:szCs w:val="28"/>
+            </w:rPr>
+          </m:ctrlPr>
+        </m:oMathPr>
+        <m:r>
+          <m:t>g</m:t>
+        </m:r>
+        <m:r>
+          <m:rPr>
+            <m:sty m:val="p"/>
+          </m:rPr>
+          <m:t>·</m:t>
+        </m:r>
+        <m:r>
+          <m:t>c</m:t>
+        </m:r>
+        <m:sSup>
+          <m:e>
+            <m:r>
+              <m:t>m</m:t>
+            </m:r>
+          </m:e>
+          <m:sup>
+            <m:r>
+              <m:rPr>
+                <m:sty m:val="p"/>
+              </m:rPr>
+              <m:t>−</m:t>
+            </m:r>
+            <m:r>
+              <m:t>3</m:t>
+            </m:r>
+          </m:sup>
+        </m:sSup>
+      </m:oMath>
+      <w:r>
+        <w:rPr>
+          <w:rFonts w:ascii="Times New Roman" w:hAnsi="Times New Roman" w:eastAsia="Times New Roman" w:cs="Times New Roman"/>
+        </w:rPr>
+        <w:t xml:space="preserve">。</w:t>
       </w:r>
     </w:p>
     <w:p>
@@ -2925,24 +3156,13 @@
         <w:rPr>
           <w:rFonts w:ascii="Times New Roman" w:hAnsi="Times New Roman" w:eastAsia="Times New Roman" w:cs="Times New Roman"/>
         </w:rPr>
-        <w:t xml:space="preserve"> C = 46.1 J·°C^{-1}。</w:t>
-      </w:r>
-    </w:p>
-    <w:p>
-      <w:pPr>
-        <w:pStyle w:val="BodyText"/>
-      </w:pPr>
-      <w:r>
-        <w:rPr>
-          <w:rFonts w:hint="eastAsia" w:ascii="Times New Roman" w:hAnsi="Times New Roman" w:eastAsia="FangSong" w:cs="Times New Roman"/>
-        </w:rPr>
-        <w:t>代入量热公式</w:t>
-      </w:r>
-      <w:r>
-        <w:rPr>
-          <w:rFonts w:hint="eastAsia" w:ascii="Times New Roman" w:hAnsi="Times New Roman" w:eastAsia="Times New Roman" w:cs="Times New Roman"/>
-        </w:rPr>
-        <w:t>：</w:t>
+        <w:t xml:space="preserve"> C = 46.1</w:t>
+      </w:r>
+      <w:r>
+        <w:rPr>
+          <w:rFonts w:ascii="Times New Roman" w:hAnsi="Times New Roman" w:eastAsia="Times New Roman" w:cs="Times New Roman"/>
+        </w:rPr>
+        <w:t xml:space="preserve"> </w:t>
       </w:r>
       <m:oMath>
         <m:oMathPr>
@@ -2954,107 +3174,44 @@
           </m:ctrlPr>
         </m:oMathPr>
         <m:r>
-          <m:t>Q</m:t>
+          <m:t>J</m:t>
         </m:r>
         <m:r>
           <m:rPr>
             <m:sty m:val="p"/>
           </m:rPr>
-          <m:t>=</m:t>
+          <m:t>·</m:t>
         </m:r>
         <m:r>
           <m:rPr>
             <m:sty m:val="p"/>
           </m:rPr>
-          <m:t>(</m:t>
-        </m:r>
-        <m:r>
-          <m:t>200</m:t>
-        </m:r>
-        <m:r>
-          <m:rPr>
-            <m:sty m:val="p"/>
-          </m:rPr>
-          <m:t>×</m:t>
-        </m:r>
-        <m:r>
-          <m:t>1.02</m:t>
-        </m:r>
-        <m:r>
-          <m:rPr>
-            <m:sty m:val="p"/>
-          </m:rPr>
-          <m:t>×</m:t>
-        </m:r>
-        <m:r>
-          <m:t>4.03</m:t>
-        </m:r>
-        <m:r>
-          <m:rPr>
-            <m:sty m:val="p"/>
-          </m:rPr>
-          <m:t>+</m:t>
-        </m:r>
-        <m:r>
-          <m:t>46.1</m:t>
-        </m:r>
-        <m:r>
-          <m:rPr>
-            <m:sty m:val="p"/>
-          </m:rPr>
-          <m:t>)</m:t>
-        </m:r>
-        <m:r>
-          <m:rPr>
-            <m:sty m:val="p"/>
-          </m:rPr>
-          <m:t>×</m:t>
-        </m:r>
-        <m:r>
-          <m:rPr>
-            <m:sty m:val="p"/>
-          </m:rPr>
-          <m:t>(</m:t>
-        </m:r>
-        <m:r>
-          <m:t>29.00</m:t>
-        </m:r>
-        <m:r>
-          <m:rPr>
-            <m:sty m:val="p"/>
-          </m:rPr>
-          <m:t>−</m:t>
-        </m:r>
-        <m:r>
-          <m:t>22.30</m:t>
-        </m:r>
-        <m:r>
-          <m:rPr>
-            <m:sty m:val="p"/>
-          </m:rPr>
-          <m:t>)</m:t>
-        </m:r>
-        <m:r>
-          <m:rPr>
-            <m:sty m:val="p"/>
-          </m:rPr>
-          <m:t>=</m:t>
-        </m:r>
-        <m:r>
-          <m:t>5.82</m:t>
-        </m:r>
+          <m:t>°</m:t>
+        </m:r>
+        <m:sSup>
+          <m:e>
+            <m:r>
+              <m:t>C</m:t>
+            </m:r>
+          </m:e>
+          <m:sup>
+            <m:r>
+              <m:rPr>
+                <m:sty m:val="p"/>
+              </m:rPr>
+              <m:t>−</m:t>
+            </m:r>
+            <m:r>
+              <m:t>1</m:t>
+            </m:r>
+          </m:sup>
+        </m:sSup>
       </m:oMath>
       <w:r>
         <w:rPr>
           <w:rFonts w:ascii="Times New Roman" w:hAnsi="Times New Roman" w:eastAsia="Times New Roman" w:cs="Times New Roman"/>
         </w:rPr>
-        <w:t xml:space="preserve"> </w:t>
-      </w:r>
-      <w:r>
-        <w:rPr>
-          <w:rFonts w:ascii="Times New Roman" w:hAnsi="Times New Roman" w:eastAsia="Times New Roman" w:cs="Times New Roman"/>
-        </w:rPr>
-        <w:t xml:space="preserve">kJ</w:t>
+        <w:t xml:space="preserve">。</w:t>
       </w:r>
     </w:p>
     <w:p>
@@ -3065,28 +3222,207 @@
         <w:rPr>
           <w:rFonts w:hint="eastAsia" w:ascii="Times New Roman" w:hAnsi="Times New Roman" w:eastAsia="FangSong" w:cs="Times New Roman"/>
         </w:rPr>
+        <w:t>代入量热公式</w:t>
+      </w:r>
+      <w:r>
+        <w:rPr>
+          <w:rFonts w:hint="eastAsia" w:ascii="Times New Roman" w:hAnsi="Times New Roman" w:eastAsia="Times New Roman" w:cs="Times New Roman"/>
+        </w:rPr>
+        <w:t>：</w:t>
+      </w:r>
+      <m:oMath>
+        <m:oMathPr>
+          <m:ctrlPr>
+            <w:rPr>
+              <w:sz w:val="28"/>
+              <w:szCs w:val="28"/>
+            </w:rPr>
+          </m:ctrlPr>
+        </m:oMathPr>
+        <m:r>
+          <m:t>Q</m:t>
+        </m:r>
+        <m:r>
+          <m:rPr>
+            <m:sty m:val="p"/>
+          </m:rPr>
+          <m:t>=</m:t>
+        </m:r>
+        <m:r>
+          <m:rPr>
+            <m:sty m:val="p"/>
+          </m:rPr>
+          <m:t>(</m:t>
+        </m:r>
+        <m:r>
+          <m:t>200</m:t>
+        </m:r>
+        <m:r>
+          <m:rPr>
+            <m:sty m:val="p"/>
+          </m:rPr>
+          <m:t>×</m:t>
+        </m:r>
+        <m:r>
+          <m:t>1.02</m:t>
+        </m:r>
+        <m:r>
+          <m:rPr>
+            <m:sty m:val="p"/>
+          </m:rPr>
+          <m:t>×</m:t>
+        </m:r>
+        <m:r>
+          <m:t>4.03</m:t>
+        </m:r>
+        <m:r>
+          <m:rPr>
+            <m:sty m:val="p"/>
+          </m:rPr>
+          <m:t>+</m:t>
+        </m:r>
+        <m:r>
+          <m:t>46.1</m:t>
+        </m:r>
+        <m:r>
+          <m:rPr>
+            <m:sty m:val="p"/>
+          </m:rPr>
+          <m:t>)</m:t>
+        </m:r>
+        <m:r>
+          <m:rPr>
+            <m:sty m:val="p"/>
+          </m:rPr>
+          <m:t>×</m:t>
+        </m:r>
+        <m:r>
+          <m:rPr>
+            <m:sty m:val="p"/>
+          </m:rPr>
+          <m:t>(</m:t>
+        </m:r>
+        <m:r>
+          <m:t>29.00</m:t>
+        </m:r>
+        <m:r>
+          <m:rPr>
+            <m:sty m:val="p"/>
+          </m:rPr>
+          <m:t>−</m:t>
+        </m:r>
+        <m:r>
+          <m:t>22.30</m:t>
+        </m:r>
+        <m:r>
+          <m:rPr>
+            <m:sty m:val="p"/>
+          </m:rPr>
+          <m:t>)</m:t>
+        </m:r>
+        <m:r>
+          <m:rPr>
+            <m:sty m:val="p"/>
+          </m:rPr>
+          <m:t>=</m:t>
+        </m:r>
+        <m:r>
+          <m:t>5.82</m:t>
+        </m:r>
+      </m:oMath>
+      <w:r>
+        <w:rPr>
+          <w:rFonts w:ascii="Times New Roman" w:hAnsi="Times New Roman" w:eastAsia="Times New Roman" w:cs="Times New Roman"/>
+        </w:rPr>
+        <w:t xml:space="preserve"> </w:t>
+      </w:r>
+      <w:r>
+        <w:rPr>
+          <w:rFonts w:ascii="Times New Roman" w:hAnsi="Times New Roman" w:eastAsia="Times New Roman" w:cs="Times New Roman"/>
+        </w:rPr>
+        <w:t xml:space="preserve">kJ</w:t>
+      </w:r>
+    </w:p>
+    <w:p>
+      <w:pPr>
+        <w:pStyle w:val="BodyText"/>
+      </w:pPr>
+      <w:r>
+        <w:rPr>
+          <w:rFonts w:hint="eastAsia" w:ascii="Times New Roman" w:hAnsi="Times New Roman" w:eastAsia="FangSong" w:cs="Times New Roman"/>
+        </w:rPr>
         <w:t xml:space="preserve">摩尔中和热</w:t>
       </w:r>
       <w:r>
         <w:rPr>
           <w:rFonts w:ascii="Times New Roman" w:hAnsi="Times New Roman" w:eastAsia="Times New Roman" w:cs="Times New Roman"/>
         </w:rPr>
-        <w:t xml:space="preserve"> = 5.82 / (1.01 × 0.100) =</w:t>
-      </w:r>
-      <w:r>
-        <w:rPr>
-          <w:rFonts w:ascii="Times New Roman" w:hAnsi="Times New Roman" w:eastAsia="Times New Roman" w:cs="Times New Roman"/>
-        </w:rPr>
-        <w:t xml:space="preserve"> </w:t>
-      </w:r>
-      <w:r>
-        <w:rPr>
-          <w:rFonts w:ascii="Times New Roman" w:hAnsi="Times New Roman" w:eastAsia="Times New Roman" w:cs="Times New Roman"/>
-          <w:b/>
-          <w:bCs/>
-        </w:rPr>
-        <w:t xml:space="preserve">57.6 kJ·mol^{-1}</w:t>
-      </w:r>
+        <w:t xml:space="preserve"> = 5.82 / (1.01 × 0.100) = **57.6</w:t>
+      </w:r>
+      <w:r>
+        <w:rPr>
+          <w:rFonts w:ascii="Times New Roman" w:hAnsi="Times New Roman" w:eastAsia="Times New Roman" w:cs="Times New Roman"/>
+        </w:rPr>
+        <w:t xml:space="preserve"> </w:t>
+      </w:r>
+      <m:oMath>
+        <m:oMathPr>
+          <m:ctrlPr>
+            <w:rPr>
+              <w:sz w:val="28"/>
+              <w:szCs w:val="28"/>
+            </w:rPr>
+          </m:ctrlPr>
+        </m:oMathPr>
+        <m:r>
+          <m:t>k</m:t>
+        </m:r>
+        <m:r>
+          <m:t>J</m:t>
+        </m:r>
+        <m:r>
+          <m:rPr>
+            <m:sty m:val="p"/>
+          </m:rPr>
+          <m:t>·</m:t>
+        </m:r>
+        <m:r>
+          <m:t>m</m:t>
+        </m:r>
+        <m:r>
+          <m:t>o</m:t>
+        </m:r>
+        <m:sSup>
+          <m:e>
+            <m:r>
+              <m:t>l</m:t>
+            </m:r>
+          </m:e>
+          <m:sup>
+            <m:r>
+              <m:rPr>
+                <m:sty m:val="p"/>
+              </m:rPr>
+              <m:t>−</m:t>
+            </m:r>
+            <m:r>
+              <m:t>1</m:t>
+            </m:r>
+          </m:sup>
+        </m:sSup>
+        <m:r>
+          <m:rPr>
+            <m:sty m:val="p"/>
+          </m:rPr>
+          <m:t>*</m:t>
+        </m:r>
+        <m:r>
+          <m:rPr>
+            <m:sty m:val="p"/>
+          </m:rPr>
+          <m:t>*</m:t>
+        </m:r>
+      </m:oMath>
     </w:p>
     <w:p>
       <w:pPr>
@@ -3547,13 +3883,85 @@
         <w:rPr>
           <w:rFonts w:ascii="Times New Roman" w:hAnsi="Times New Roman" w:eastAsia="Times New Roman" w:cs="Times New Roman"/>
         </w:rPr>
-        <w:t xml:space="preserve"> 3.23 × 10^{3} </w:t>
-      </w:r>
-      <w:r>
-        <w:rPr>
-          <w:rFonts w:hint="eastAsia" w:ascii="Times New Roman" w:hAnsi="Times New Roman" w:eastAsia="Times New Roman" w:cs="Times New Roman"/>
-        </w:rPr>
-        <w:t>kJ·mol^{-1}，</w:t>
+        <w:t xml:space="preserve"> 3.23 ×</w:t>
+      </w:r>
+      <w:r>
+        <w:rPr>
+          <w:rFonts w:ascii="Times New Roman" w:hAnsi="Times New Roman" w:eastAsia="Times New Roman" w:cs="Times New Roman"/>
+        </w:rPr>
+        <w:t xml:space="preserve"> </w:t>
+      </w:r>
+      <m:oMath>
+        <m:sSup>
+          <m:e>
+            <m:r>
+              <m:t>10</m:t>
+            </m:r>
+          </m:e>
+          <m:sup>
+            <m:r>
+              <m:t>3</m:t>
+            </m:r>
+          </m:sup>
+        </m:sSup>
+      </m:oMath>
+      <w:r>
+        <w:rPr>
+          <w:rFonts w:ascii="Times New Roman" w:hAnsi="Times New Roman" w:eastAsia="Times New Roman" w:cs="Times New Roman"/>
+        </w:rPr>
+        <w:t xml:space="preserve"> </w:t>
+      </w:r>
+      <m:oMath>
+        <m:oMathPr>
+          <m:ctrlPr>
+            <w:rPr>
+              <w:sz w:val="28"/>
+              <w:szCs w:val="28"/>
+            </w:rPr>
+          </m:ctrlPr>
+        </m:oMathPr>
+        <m:r>
+          <m:t>k</m:t>
+        </m:r>
+        <m:r>
+          <m:t>J</m:t>
+        </m:r>
+        <m:r>
+          <m:rPr>
+            <m:sty m:val="p"/>
+          </m:rPr>
+          <m:t>·</m:t>
+        </m:r>
+        <m:r>
+          <m:t>m</m:t>
+        </m:r>
+        <m:r>
+          <m:t>o</m:t>
+        </m:r>
+        <m:sSup>
+          <m:e>
+            <m:r>
+              <m:t>l</m:t>
+            </m:r>
+          </m:e>
+          <m:sup>
+            <m:r>
+              <m:rPr>
+                <m:sty m:val="p"/>
+              </m:rPr>
+              <m:t>−</m:t>
+            </m:r>
+            <m:r>
+              <m:t>1</m:t>
+            </m:r>
+          </m:sup>
+        </m:sSup>
+      </m:oMath>
+      <w:r>
+        <w:rPr>
+          <w:rFonts w:hint="eastAsia" w:ascii="Times New Roman" w:hAnsi="Times New Roman" w:eastAsia="Times New Roman" w:cs="Times New Roman"/>
+        </w:rPr>
+        <w:t>，</w:t>
       </w:r>
       <w:r>
         <w:rPr>
@@ -15156,8 +15564,63 @@
         <w:rPr>
           <w:rFonts w:ascii="Times New Roman" w:hAnsi="Times New Roman" w:eastAsia="Times New Roman" w:cs="Times New Roman"/>
         </w:rPr>
-        <w:t xml:space="preserve">2. Na(g) → Na^{+}(g) + e^{-}</w:t>
-      </w:r>
+        <w:t xml:space="preserve">2. Na(g) →</w:t>
+      </w:r>
+      <w:r>
+        <w:rPr>
+          <w:rFonts w:ascii="Times New Roman" w:hAnsi="Times New Roman" w:eastAsia="Times New Roman" w:cs="Times New Roman"/>
+        </w:rPr>
+        <w:t xml:space="preserve"> </w:t>
+      </w:r>
+      <m:oMath>
+        <m:r>
+          <m:t>N</m:t>
+        </m:r>
+        <m:sSup>
+          <m:e>
+            <m:r>
+              <m:t>a</m:t>
+            </m:r>
+          </m:e>
+          <m:sup>
+            <m:r>
+              <m:rPr>
+                <m:sty m:val="p"/>
+              </m:rPr>
+              <m:t>+</m:t>
+            </m:r>
+          </m:sup>
+        </m:sSup>
+      </m:oMath>
+      <w:r>
+        <w:rPr>
+          <w:rFonts w:ascii="Times New Roman" w:hAnsi="Times New Roman" w:eastAsia="Times New Roman" w:cs="Times New Roman"/>
+        </w:rPr>
+        <w:t xml:space="preserve">(g) +</w:t>
+      </w:r>
+      <w:r>
+        <w:rPr>
+          <w:rFonts w:ascii="Times New Roman" w:hAnsi="Times New Roman" w:eastAsia="Times New Roman" w:cs="Times New Roman"/>
+        </w:rPr>
+        <w:t xml:space="preserve"> </w:t>
+      </w:r>
+      <m:oMath>
+        <m:sSup>
+          <m:e>
+            <m:r>
+              <m:t>e</m:t>
+            </m:r>
+          </m:e>
+          <m:sup>
+            <m:r>
+              <m:rPr>
+                <m:sty m:val="p"/>
+              </m:rPr>
+              <m:t>−</m:t>
+            </m:r>
+          </m:sup>
+        </m:sSup>
+      </m:oMath>
       <w:r>
         <w:rPr>
           <w:rFonts w:ascii="Times New Roman" w:hAnsi="Times New Roman" w:eastAsia="Times New Roman" w:cs="Times New Roman"/>
@@ -15178,24 +15641,31 @@
         </w:rPr>
         <w:t xml:space="preserve"> </w:t>
       </w:r>
-      <w:r>
-        <w:rPr>
-          <w:rFonts w:ascii="Times New Roman" w:hAnsi="Times New Roman" w:eastAsia="Times New Roman" w:cs="Times New Roman"/>
-        </w:rPr>
-        <w:t>I</w:t>
-      </w:r>
-      <w:r>
-        <w:rPr>
-          <w:rFonts w:ascii="Times New Roman" w:hAnsi="Times New Roman" w:eastAsia="Times New Roman" w:cs="Times New Roman"/>
-          <w:vertAlign w:val="subscript"/>
-        </w:rPr>
-        <w:t>1</w:t>
-      </w:r>
-      <w:r>
-        <w:rPr>
-          <w:rFonts w:ascii="Times New Roman" w:hAnsi="Times New Roman" w:eastAsia="Times New Roman" w:cs="Times New Roman"/>
-        </w:rPr>
-        <w:t xml:space="preserve"> = +496 kJ/mol</w:t>
+      <m:oMath>
+        <m:sSub>
+          <m:e>
+            <m:r>
+              <m:t>I</m:t>
+            </m:r>
+          </m:e>
+          <m:sub>
+            <m:r>
+              <m:t>1</m:t>
+            </m:r>
+          </m:sub>
+        </m:sSub>
+      </m:oMath>
+      <w:r>
+        <w:rPr>
+          <w:rFonts w:ascii="Times New Roman" w:hAnsi="Times New Roman" w:eastAsia="Times New Roman" w:cs="Times New Roman"/>
+        </w:rPr>
+        <w:t xml:space="preserve"> </w:t>
+      </w:r>
+      <w:r>
+        <w:rPr>
+          <w:rFonts w:ascii="Times New Roman" w:hAnsi="Times New Roman" w:eastAsia="Times New Roman" w:cs="Times New Roman"/>
+        </w:rPr>
+        <w:t xml:space="preserve">= +496 kJ/mol</w:t>
       </w:r>
       <w:r>
         <w:rPr>
@@ -15284,7 +15754,74 @@
         <w:rPr>
           <w:rFonts w:ascii="Times New Roman" w:hAnsi="Times New Roman" w:eastAsia="Times New Roman" w:cs="Times New Roman"/>
         </w:rPr>
-        <w:t xml:space="preserve">4. Cl(g) + e^{-} → Cl^{-}(g)</w:t>
+        <w:t xml:space="preserve">4. Cl(g) +</w:t>
+      </w:r>
+      <w:r>
+        <w:rPr>
+          <w:rFonts w:ascii="Times New Roman" w:hAnsi="Times New Roman" w:eastAsia="Times New Roman" w:cs="Times New Roman"/>
+        </w:rPr>
+        <w:t xml:space="preserve"> </w:t>
+      </w:r>
+      <m:oMath>
+        <m:sSup>
+          <m:e>
+            <m:r>
+              <m:t>e</m:t>
+            </m:r>
+          </m:e>
+          <m:sup>
+            <m:r>
+              <m:rPr>
+                <m:sty m:val="p"/>
+              </m:rPr>
+              <m:t>−</m:t>
+            </m:r>
+          </m:sup>
+        </m:sSup>
+      </m:oMath>
+      <w:r>
+        <w:rPr>
+          <w:rFonts w:ascii="Times New Roman" w:hAnsi="Times New Roman" w:eastAsia="Times New Roman" w:cs="Times New Roman"/>
+        </w:rPr>
+        <w:t xml:space="preserve"> </w:t>
+      </w:r>
+      <w:r>
+        <w:rPr>
+          <w:rFonts w:ascii="Times New Roman" w:hAnsi="Times New Roman" w:eastAsia="Times New Roman" w:cs="Times New Roman"/>
+        </w:rPr>
+        <w:t xml:space="preserve">→</w:t>
+      </w:r>
+      <w:r>
+        <w:rPr>
+          <w:rFonts w:ascii="Times New Roman" w:hAnsi="Times New Roman" w:eastAsia="Times New Roman" w:cs="Times New Roman"/>
+        </w:rPr>
+        <w:t xml:space="preserve"> </w:t>
+      </w:r>
+      <m:oMath>
+        <m:r>
+          <m:t>C</m:t>
+        </m:r>
+        <m:sSup>
+          <m:e>
+            <m:r>
+              <m:t>l</m:t>
+            </m:r>
+          </m:e>
+          <m:sup>
+            <m:r>
+              <m:rPr>
+                <m:sty m:val="p"/>
+              </m:rPr>
+              <m:t>−</m:t>
+            </m:r>
+          </m:sup>
+        </m:sSup>
+      </m:oMath>
+      <w:r>
+        <w:rPr>
+          <w:rFonts w:ascii="Times New Roman" w:hAnsi="Times New Roman" w:eastAsia="Times New Roman" w:cs="Times New Roman"/>
+        </w:rPr>
+        <w:t xml:space="preserve">(g)</w:t>
       </w:r>
       <w:r>
         <w:rPr>
@@ -15346,7 +15883,71 @@
         <w:rPr>
           <w:rFonts w:ascii="Times New Roman" w:hAnsi="Times New Roman" w:eastAsia="Times New Roman" w:cs="Times New Roman"/>
         </w:rPr>
-        <w:t xml:space="preserve">5. Na^{+}(g) + Cl^{-}(g) → NaCl(s)</w:t>
+        <w:t xml:space="preserve">5.</w:t>
+      </w:r>
+      <w:r>
+        <w:rPr>
+          <w:rFonts w:ascii="Times New Roman" w:hAnsi="Times New Roman" w:eastAsia="Times New Roman" w:cs="Times New Roman"/>
+        </w:rPr>
+        <w:t xml:space="preserve"> </w:t>
+      </w:r>
+      <m:oMath>
+        <m:r>
+          <m:t>N</m:t>
+        </m:r>
+        <m:sSup>
+          <m:e>
+            <m:r>
+              <m:t>a</m:t>
+            </m:r>
+          </m:e>
+          <m:sup>
+            <m:r>
+              <m:rPr>
+                <m:sty m:val="p"/>
+              </m:rPr>
+              <m:t>+</m:t>
+            </m:r>
+          </m:sup>
+        </m:sSup>
+      </m:oMath>
+      <w:r>
+        <w:rPr>
+          <w:rFonts w:ascii="Times New Roman" w:hAnsi="Times New Roman" w:eastAsia="Times New Roman" w:cs="Times New Roman"/>
+        </w:rPr>
+        <w:t xml:space="preserve">(g) +</w:t>
+      </w:r>
+      <w:r>
+        <w:rPr>
+          <w:rFonts w:ascii="Times New Roman" w:hAnsi="Times New Roman" w:eastAsia="Times New Roman" w:cs="Times New Roman"/>
+        </w:rPr>
+        <w:t xml:space="preserve"> </w:t>
+      </w:r>
+      <m:oMath>
+        <m:r>
+          <m:t>C</m:t>
+        </m:r>
+        <m:sSup>
+          <m:e>
+            <m:r>
+              <m:t>l</m:t>
+            </m:r>
+          </m:e>
+          <m:sup>
+            <m:r>
+              <m:rPr>
+                <m:sty m:val="p"/>
+              </m:rPr>
+              <m:t>−</m:t>
+            </m:r>
+          </m:sup>
+        </m:sSup>
+      </m:oMath>
+      <w:r>
+        <w:rPr>
+          <w:rFonts w:ascii="Times New Roman" w:hAnsi="Times New Roman" w:eastAsia="Times New Roman" w:cs="Times New Roman"/>
+        </w:rPr>
+        <w:t xml:space="preserve">(g) → NaCl(s)</w:t>
       </w:r>
       <w:r>
         <w:rPr>
@@ -17668,19 +18269,26 @@
         </w:rPr>
         <w:t xml:space="preserve"> </w:t>
       </w:r>
-      <w:r>
-        <w:rPr>
-          <w:rFonts w:hint="eastAsia" w:ascii="Times New Roman" w:hAnsi="Times New Roman" w:eastAsia="Times New Roman" w:cs="Times New Roman"/>
-        </w:rPr>
-        <w:t>10</w:t>
-      </w:r>
-      <w:r>
-        <w:rPr>
-          <w:rFonts w:hint="eastAsia" w:ascii="Times New Roman" w:hAnsi="Times New Roman" w:eastAsia="Times New Roman" w:cs="Times New Roman"/>
-          <w:vertAlign w:val="superscript"/>
-        </w:rPr>
-        <w:t>-7</w:t>
-      </w:r>
+      <m:oMath>
+        <m:sSup>
+          <m:e>
+            <m:r>
+              <m:t>10</m:t>
+            </m:r>
+          </m:e>
+          <m:sup>
+            <m:r>
+              <m:rPr>
+                <m:sty m:val="p"/>
+              </m:rPr>
+              <m:t>−</m:t>
+            </m:r>
+            <m:r>
+              <m:t>7</m:t>
+            </m:r>
+          </m:sup>
+        </m:sSup>
+      </m:oMath>
       <w:r>
         <w:rPr>
           <w:rFonts w:hint="eastAsia" w:ascii="Times New Roman" w:hAnsi="Times New Roman" w:eastAsia="Times New Roman" w:cs="Times New Roman"/>
@@ -17969,15 +18577,22 @@
         <w:rPr>
           <w:rFonts w:ascii="Times New Roman" w:hAnsi="Times New Roman" w:eastAsia="Times New Roman" w:cs="Times New Roman"/>
         </w:rPr>
-        <w:t xml:space="preserve"> T</w:t>
-      </w:r>
-      <w:r>
-        <w:rPr>
-          <w:rFonts w:ascii="Times New Roman" w:hAnsi="Times New Roman" w:eastAsia="Times New Roman" w:cs="Times New Roman"/>
-          <w:vertAlign w:val="subscript"/>
-        </w:rPr>
-        <w:t>1</w:t>
-      </w:r>
+        <w:t xml:space="preserve"> </w:t>
+      </w:r>
+      <m:oMath>
+        <m:sSub>
+          <m:e>
+            <m:r>
+              <m:t>T</m:t>
+            </m:r>
+          </m:e>
+          <m:sub>
+            <m:r>
+              <m:t>1</m:t>
+            </m:r>
+          </m:sub>
+        </m:sSub>
+      </m:oMath>
       <w:r>
         <w:rPr>
           <w:rFonts w:ascii="Times New Roman" w:hAnsi="Times New Roman" w:eastAsia="Times New Roman" w:cs="Times New Roman"/>
@@ -17994,15 +18609,22 @@
         <w:rPr>
           <w:rFonts w:ascii="Times New Roman" w:hAnsi="Times New Roman" w:eastAsia="Times New Roman" w:cs="Times New Roman"/>
         </w:rPr>
-        <w:t xml:space="preserve"> T</w:t>
-      </w:r>
-      <w:r>
-        <w:rPr>
-          <w:rFonts w:ascii="Times New Roman" w:hAnsi="Times New Roman" w:eastAsia="Times New Roman" w:cs="Times New Roman"/>
-          <w:vertAlign w:val="subscript"/>
-        </w:rPr>
-        <w:t>2</w:t>
-      </w:r>
+        <w:t xml:space="preserve"> </w:t>
+      </w:r>
+      <m:oMath>
+        <m:sSub>
+          <m:e>
+            <m:r>
+              <m:t>T</m:t>
+            </m:r>
+          </m:e>
+          <m:sub>
+            <m:r>
+              <m:t>2</m:t>
+            </m:r>
+          </m:sub>
+        </m:sSub>
+      </m:oMath>
       <w:r>
         <w:rPr>
           <w:rFonts w:ascii="Times New Roman" w:hAnsi="Times New Roman" w:eastAsia="Times New Roman" w:cs="Times New Roman"/>
@@ -24856,13 +25478,14 @@
     <w:tbl>
       <w:tblPr>
         <w:tblStyle w:val="Table"/>
-        <w:tblW w:type="auto" w:w="0"/>
+        <w:tblW w:type="pct" w:w="5000"/>
+        <w:tblLayout w:type="fixed"/>
         <w:tblLook w:firstRow="1" w:lastRow="0" w:firstColumn="0" w:lastColumn="0" w:noHBand="0" w:noVBand="0" w:val="0020"/>
       </w:tblPr>
       <w:tblGrid>
-        <w:gridCol w:w="2640"/>
-        <w:gridCol w:w="2640"/>
-        <w:gridCol w:w="2640"/>
+        <w:gridCol w:w="2262"/>
+        <w:gridCol w:w="2828"/>
+        <w:gridCol w:w="2828"/>
       </w:tblGrid>
       <w:tr>
         <w:trPr>
@@ -24969,22 +25592,73 @@
                 <w:rFonts w:ascii="Times New Roman" w:hAnsi="Times New Roman" w:eastAsia="Times New Roman" w:cs="Times New Roman"/>
                 <w:b/>
               </w:rPr>
-              <w:t xml:space="preserve">(J·mol</w:t>
-            </w:r>
+              <w:t xml:space="preserve">(</w:t>
+            </w:r>
+            <m:oMath>
+              <m:r>
+                <m:t>J</m:t>
+              </m:r>
+              <m:r>
+                <m:rPr>
+                  <m:sty m:val="p"/>
+                </m:rPr>
+                <m:t>·</m:t>
+              </m:r>
+              <m:r>
+                <m:t>m</m:t>
+              </m:r>
+              <m:r>
+                <m:t>o</m:t>
+              </m:r>
+              <m:sSup>
+                <m:e>
+                  <m:r>
+                    <m:t>l</m:t>
+                  </m:r>
+                </m:e>
+                <m:sup>
+                  <m:r>
+                    <m:rPr>
+                      <m:sty m:val="p"/>
+                    </m:rPr>
+                    <m:t>−</m:t>
+                  </m:r>
+                  <m:r>
+                    <m:t>1</m:t>
+                  </m:r>
+                </m:sup>
+              </m:sSup>
+              <m:r>
+                <m:rPr>
+                  <m:sty m:val="p"/>
+                </m:rPr>
+                <m:t>·</m:t>
+              </m:r>
+              <m:sSup>
+                <m:e>
+                  <m:r>
+                    <m:t>K</m:t>
+                  </m:r>
+                </m:e>
+                <m:sup>
+                  <m:r>
+                    <m:rPr>
+                      <m:sty m:val="p"/>
+                    </m:rPr>
+                    <m:t>−</m:t>
+                  </m:r>
+                  <m:r>
+                    <m:t>1</m:t>
+                  </m:r>
+                </m:sup>
+              </m:sSup>
+            </m:oMath>
             <w:r>
               <w:rPr>
                 <w:rFonts w:ascii="Times New Roman" w:hAnsi="Times New Roman" w:eastAsia="Times New Roman" w:cs="Times New Roman"/>
                 <w:b/>
-                <w:vertAlign w:val="superscript"/>
-              </w:rPr>
-              <w:t xml:space="preserve">{-1}·K</w:t>
-            </w:r>
-            <w:r>
-              <w:rPr>
-                <w:rFonts w:ascii="Times New Roman" w:hAnsi="Times New Roman" w:eastAsia="Times New Roman" w:cs="Times New Roman"/>
-                <w:b/>
-              </w:rPr>
-              <w:t xml:space="preserve">{-1})</w:t>
+              </w:rPr>
+              <w:t xml:space="preserve">)</w:t>
             </w:r>
           </w:p>
         </w:tc>
@@ -26324,28 +26998,42 @@
         <w:rPr>
           <w:rFonts w:ascii="Times New Roman" w:hAnsi="Times New Roman" w:eastAsia="Times New Roman" w:cs="Times New Roman"/>
         </w:rPr>
-        <w:t xml:space="preserve"> T</w:t>
-      </w:r>
-      <w:r>
-        <w:rPr>
-          <w:rFonts w:ascii="Times New Roman" w:hAnsi="Times New Roman" w:eastAsia="Times New Roman" w:cs="Times New Roman"/>
-          <w:vertAlign w:val="subscript"/>
-        </w:rPr>
-        <w:t>1</w:t>
-      </w:r>
-      <w:r>
-        <w:rPr>
-          <w:rFonts w:ascii="Times New Roman" w:hAnsi="Times New Roman" w:eastAsia="Times New Roman" w:cs="Times New Roman"/>
-        </w:rPr>
-        <w:t>、T</w:t>
-      </w:r>
-      <w:r>
-        <w:rPr>
-          <w:rFonts w:ascii="Times New Roman" w:hAnsi="Times New Roman" w:eastAsia="Times New Roman" w:cs="Times New Roman"/>
-          <w:vertAlign w:val="subscript"/>
-        </w:rPr>
-        <w:t>2</w:t>
-      </w:r>
+        <w:t xml:space="preserve"> </w:t>
+      </w:r>
+      <m:oMath>
+        <m:sSub>
+          <m:e>
+            <m:r>
+              <m:t>T</m:t>
+            </m:r>
+          </m:e>
+          <m:sub>
+            <m:r>
+              <m:t>1</m:t>
+            </m:r>
+          </m:sub>
+        </m:sSub>
+      </m:oMath>
+      <w:r>
+        <w:rPr>
+          <w:rFonts w:ascii="Times New Roman" w:hAnsi="Times New Roman" w:eastAsia="Times New Roman" w:cs="Times New Roman"/>
+        </w:rPr>
+        <w:t xml:space="preserve">、</w:t>
+      </w:r>
+      <m:oMath>
+        <m:sSub>
+          <m:e>
+            <m:r>
+              <m:t>T</m:t>
+            </m:r>
+          </m:e>
+          <m:sub>
+            <m:r>
+              <m:t>2</m:t>
+            </m:r>
+          </m:sub>
+        </m:sSub>
+      </m:oMath>
       <w:r>
         <w:rPr>
           <w:rFonts w:ascii="Times New Roman" w:hAnsi="Times New Roman" w:eastAsia="Times New Roman" w:cs="Times New Roman"/>
@@ -35632,7 +36320,71 @@
         <w:rPr>
           <w:rFonts w:ascii="Times New Roman" w:hAnsi="Times New Roman" w:eastAsia="Times New Roman" w:cs="Times New Roman"/>
         </w:rPr>
-        <w:t xml:space="preserve">(d) Ag^{+}(aq) + Cl^{-}(aq) → AgCl(s)</w:t>
+        <w:t xml:space="preserve">(d)</w:t>
+      </w:r>
+      <w:r>
+        <w:rPr>
+          <w:rFonts w:ascii="Times New Roman" w:hAnsi="Times New Roman" w:eastAsia="Times New Roman" w:cs="Times New Roman"/>
+        </w:rPr>
+        <w:t xml:space="preserve"> </w:t>
+      </w:r>
+      <m:oMath>
+        <m:r>
+          <m:t>A</m:t>
+        </m:r>
+        <m:sSup>
+          <m:e>
+            <m:r>
+              <m:t>g</m:t>
+            </m:r>
+          </m:e>
+          <m:sup>
+            <m:r>
+              <m:rPr>
+                <m:sty m:val="p"/>
+              </m:rPr>
+              <m:t>+</m:t>
+            </m:r>
+          </m:sup>
+        </m:sSup>
+      </m:oMath>
+      <w:r>
+        <w:rPr>
+          <w:rFonts w:ascii="Times New Roman" w:hAnsi="Times New Roman" w:eastAsia="Times New Roman" w:cs="Times New Roman"/>
+        </w:rPr>
+        <w:t xml:space="preserve">(aq) +</w:t>
+      </w:r>
+      <w:r>
+        <w:rPr>
+          <w:rFonts w:ascii="Times New Roman" w:hAnsi="Times New Roman" w:eastAsia="Times New Roman" w:cs="Times New Roman"/>
+        </w:rPr>
+        <w:t xml:space="preserve"> </w:t>
+      </w:r>
+      <m:oMath>
+        <m:r>
+          <m:t>C</m:t>
+        </m:r>
+        <m:sSup>
+          <m:e>
+            <m:r>
+              <m:t>l</m:t>
+            </m:r>
+          </m:e>
+          <m:sup>
+            <m:r>
+              <m:rPr>
+                <m:sty m:val="p"/>
+              </m:rPr>
+              <m:t>−</m:t>
+            </m:r>
+          </m:sup>
+        </m:sSup>
+      </m:oMath>
+      <w:r>
+        <w:rPr>
+          <w:rFonts w:ascii="Times New Roman" w:hAnsi="Times New Roman" w:eastAsia="Times New Roman" w:cs="Times New Roman"/>
+        </w:rPr>
+        <w:t xml:space="preserve">(aq) → AgCl(s)</w:t>
       </w:r>
     </w:p>
     <w:p>
@@ -38204,8 +38956,60 @@
               <w:rPr>
                 <w:rFonts w:ascii="Times New Roman" w:hAnsi="Times New Roman" w:eastAsia="Times New Roman" w:cs="Times New Roman"/>
               </w:rPr>
-              <w:t xml:space="preserve">K(g) → K^{+}(g) + e^{-}</w:t>
-            </w:r>
+              <w:t xml:space="preserve">K(g) →</w:t>
+            </w:r>
+            <w:r>
+              <w:rPr>
+                <w:rFonts w:ascii="Times New Roman" w:hAnsi="Times New Roman" w:eastAsia="Times New Roman" w:cs="Times New Roman"/>
+              </w:rPr>
+              <w:t xml:space="preserve"> </w:t>
+            </w:r>
+            <m:oMath>
+              <m:sSup>
+                <m:e>
+                  <m:r>
+                    <m:t>K</m:t>
+                  </m:r>
+                </m:e>
+                <m:sup>
+                  <m:r>
+                    <m:rPr>
+                      <m:sty m:val="p"/>
+                    </m:rPr>
+                    <m:t>+</m:t>
+                  </m:r>
+                </m:sup>
+              </m:sSup>
+            </m:oMath>
+            <w:r>
+              <w:rPr>
+                <w:rFonts w:ascii="Times New Roman" w:hAnsi="Times New Roman" w:eastAsia="Times New Roman" w:cs="Times New Roman"/>
+              </w:rPr>
+              <w:t xml:space="preserve">(g) +</w:t>
+            </w:r>
+            <w:r>
+              <w:rPr>
+                <w:rFonts w:ascii="Times New Roman" w:hAnsi="Times New Roman" w:eastAsia="Times New Roman" w:cs="Times New Roman"/>
+              </w:rPr>
+              <w:t xml:space="preserve"> </w:t>
+            </w:r>
+            <m:oMath>
+              <m:sSup>
+                <m:e>
+                  <m:r>
+                    <m:t>e</m:t>
+                  </m:r>
+                </m:e>
+                <m:sup>
+                  <m:r>
+                    <m:rPr>
+                      <m:sty m:val="p"/>
+                    </m:rPr>
+                    <m:t>−</m:t>
+                  </m:r>
+                </m:sup>
+              </m:sSup>
+            </m:oMath>
           </w:p>
         </w:tc>
         <w:tc>
@@ -38281,7 +39085,74 @@
               <w:rPr>
                 <w:rFonts w:ascii="Times New Roman" w:hAnsi="Times New Roman" w:eastAsia="Times New Roman" w:cs="Times New Roman"/>
               </w:rPr>
-              <w:t xml:space="preserve">Cl(g) + e^{-} → Cl^{-}(g)</w:t>
+              <w:t xml:space="preserve">Cl(g) +</w:t>
+            </w:r>
+            <w:r>
+              <w:rPr>
+                <w:rFonts w:ascii="Times New Roman" w:hAnsi="Times New Roman" w:eastAsia="Times New Roman" w:cs="Times New Roman"/>
+              </w:rPr>
+              <w:t xml:space="preserve"> </w:t>
+            </w:r>
+            <m:oMath>
+              <m:sSup>
+                <m:e>
+                  <m:r>
+                    <m:t>e</m:t>
+                  </m:r>
+                </m:e>
+                <m:sup>
+                  <m:r>
+                    <m:rPr>
+                      <m:sty m:val="p"/>
+                    </m:rPr>
+                    <m:t>−</m:t>
+                  </m:r>
+                </m:sup>
+              </m:sSup>
+            </m:oMath>
+            <w:r>
+              <w:rPr>
+                <w:rFonts w:ascii="Times New Roman" w:hAnsi="Times New Roman" w:eastAsia="Times New Roman" w:cs="Times New Roman"/>
+              </w:rPr>
+              <w:t xml:space="preserve"> </w:t>
+            </w:r>
+            <w:r>
+              <w:rPr>
+                <w:rFonts w:ascii="Times New Roman" w:hAnsi="Times New Roman" w:eastAsia="Times New Roman" w:cs="Times New Roman"/>
+              </w:rPr>
+              <w:t xml:space="preserve">→</w:t>
+            </w:r>
+            <w:r>
+              <w:rPr>
+                <w:rFonts w:ascii="Times New Roman" w:hAnsi="Times New Roman" w:eastAsia="Times New Roman" w:cs="Times New Roman"/>
+              </w:rPr>
+              <w:t xml:space="preserve"> </w:t>
+            </w:r>
+            <m:oMath>
+              <m:r>
+                <m:t>C</m:t>
+              </m:r>
+              <m:sSup>
+                <m:e>
+                  <m:r>
+                    <m:t>l</m:t>
+                  </m:r>
+                </m:e>
+                <m:sup>
+                  <m:r>
+                    <m:rPr>
+                      <m:sty m:val="p"/>
+                    </m:rPr>
+                    <m:t>−</m:t>
+                  </m:r>
+                </m:sup>
+              </m:sSup>
+            </m:oMath>
+            <w:r>
+              <w:rPr>
+                <w:rFonts w:ascii="Times New Roman" w:hAnsi="Times New Roman" w:eastAsia="Times New Roman" w:cs="Times New Roman"/>
+              </w:rPr>
+              <w:t xml:space="preserve">(g)</w:t>
             </w:r>
           </w:p>
         </w:tc>
@@ -39525,8 +40396,63 @@
               <w:rPr>
                 <w:rFonts w:ascii="Times New Roman" w:hAnsi="Times New Roman" w:eastAsia="Times New Roman" w:cs="Times New Roman"/>
               </w:rPr>
-              <w:t xml:space="preserve">Na(g) → Na^{+}(g) + e^{-}</w:t>
-            </w:r>
+              <w:t xml:space="preserve">Na(g) →</w:t>
+            </w:r>
+            <w:r>
+              <w:rPr>
+                <w:rFonts w:ascii="Times New Roman" w:hAnsi="Times New Roman" w:eastAsia="Times New Roman" w:cs="Times New Roman"/>
+              </w:rPr>
+              <w:t xml:space="preserve"> </w:t>
+            </w:r>
+            <m:oMath>
+              <m:r>
+                <m:t>N</m:t>
+              </m:r>
+              <m:sSup>
+                <m:e>
+                  <m:r>
+                    <m:t>a</m:t>
+                  </m:r>
+                </m:e>
+                <m:sup>
+                  <m:r>
+                    <m:rPr>
+                      <m:sty m:val="p"/>
+                    </m:rPr>
+                    <m:t>+</m:t>
+                  </m:r>
+                </m:sup>
+              </m:sSup>
+            </m:oMath>
+            <w:r>
+              <w:rPr>
+                <w:rFonts w:ascii="Times New Roman" w:hAnsi="Times New Roman" w:eastAsia="Times New Roman" w:cs="Times New Roman"/>
+              </w:rPr>
+              <w:t xml:space="preserve">(g) +</w:t>
+            </w:r>
+            <w:r>
+              <w:rPr>
+                <w:rFonts w:ascii="Times New Roman" w:hAnsi="Times New Roman" w:eastAsia="Times New Roman" w:cs="Times New Roman"/>
+              </w:rPr>
+              <w:t xml:space="preserve"> </w:t>
+            </w:r>
+            <m:oMath>
+              <m:sSup>
+                <m:e>
+                  <m:r>
+                    <m:t>e</m:t>
+                  </m:r>
+                </m:e>
+                <m:sup>
+                  <m:r>
+                    <m:rPr>
+                      <m:sty m:val="p"/>
+                    </m:rPr>
+                    <m:t>−</m:t>
+                  </m:r>
+                </m:sup>
+              </m:sSup>
+            </m:oMath>
           </w:p>
         </w:tc>
         <w:tc>
@@ -39602,7 +40528,74 @@
               <w:rPr>
                 <w:rFonts w:ascii="Times New Roman" w:hAnsi="Times New Roman" w:eastAsia="Times New Roman" w:cs="Times New Roman"/>
               </w:rPr>
-              <w:t xml:space="preserve">Br(g) + e^{-} → Br^{-}(g)</w:t>
+              <w:t xml:space="preserve">Br(g) +</w:t>
+            </w:r>
+            <w:r>
+              <w:rPr>
+                <w:rFonts w:ascii="Times New Roman" w:hAnsi="Times New Roman" w:eastAsia="Times New Roman" w:cs="Times New Roman"/>
+              </w:rPr>
+              <w:t xml:space="preserve"> </w:t>
+            </w:r>
+            <m:oMath>
+              <m:sSup>
+                <m:e>
+                  <m:r>
+                    <m:t>e</m:t>
+                  </m:r>
+                </m:e>
+                <m:sup>
+                  <m:r>
+                    <m:rPr>
+                      <m:sty m:val="p"/>
+                    </m:rPr>
+                    <m:t>−</m:t>
+                  </m:r>
+                </m:sup>
+              </m:sSup>
+            </m:oMath>
+            <w:r>
+              <w:rPr>
+                <w:rFonts w:ascii="Times New Roman" w:hAnsi="Times New Roman" w:eastAsia="Times New Roman" w:cs="Times New Roman"/>
+              </w:rPr>
+              <w:t xml:space="preserve"> </w:t>
+            </w:r>
+            <w:r>
+              <w:rPr>
+                <w:rFonts w:ascii="Times New Roman" w:hAnsi="Times New Roman" w:eastAsia="Times New Roman" w:cs="Times New Roman"/>
+              </w:rPr>
+              <w:t xml:space="preserve">→</w:t>
+            </w:r>
+            <w:r>
+              <w:rPr>
+                <w:rFonts w:ascii="Times New Roman" w:hAnsi="Times New Roman" w:eastAsia="Times New Roman" w:cs="Times New Roman"/>
+              </w:rPr>
+              <w:t xml:space="preserve"> </w:t>
+            </w:r>
+            <m:oMath>
+              <m:r>
+                <m:t>B</m:t>
+              </m:r>
+              <m:sSup>
+                <m:e>
+                  <m:r>
+                    <m:t>r</m:t>
+                  </m:r>
+                </m:e>
+                <m:sup>
+                  <m:r>
+                    <m:rPr>
+                      <m:sty m:val="p"/>
+                    </m:rPr>
+                    <m:t>−</m:t>
+                  </m:r>
+                </m:sup>
+              </m:sSup>
+            </m:oMath>
+            <w:r>
+              <w:rPr>
+                <w:rFonts w:ascii="Times New Roman" w:hAnsi="Times New Roman" w:eastAsia="Times New Roman" w:cs="Times New Roman"/>
+              </w:rPr>
+              <w:t xml:space="preserve">(g)</w:t>
             </w:r>
           </w:p>
         </w:tc>
@@ -39815,13 +40808,14 @@
     <w:tbl>
       <w:tblPr>
         <w:tblStyle w:val="Table"/>
-        <w:tblW w:type="auto" w:w="0"/>
+        <w:tblW w:type="pct" w:w="5000"/>
+        <w:tblLayout w:type="fixed"/>
         <w:tblLook w:firstRow="1" w:lastRow="0" w:firstColumn="0" w:lastColumn="0" w:noHBand="0" w:noVBand="0" w:val="0020"/>
       </w:tblPr>
       <w:tblGrid>
-        <w:gridCol w:w="2640"/>
-        <w:gridCol w:w="2640"/>
-        <w:gridCol w:w="2640"/>
+        <w:gridCol w:w="2262"/>
+        <w:gridCol w:w="2828"/>
+        <w:gridCol w:w="2828"/>
       </w:tblGrid>
       <w:tr>
         <w:trPr>
@@ -39928,22 +40922,73 @@
                 <w:rFonts w:ascii="Times New Roman" w:hAnsi="Times New Roman" w:eastAsia="Times New Roman" w:cs="Times New Roman"/>
                 <w:b/>
               </w:rPr>
-              <w:t xml:space="preserve">(J·mol</w:t>
-            </w:r>
+              <w:t xml:space="preserve">(</w:t>
+            </w:r>
+            <m:oMath>
+              <m:r>
+                <m:t>J</m:t>
+              </m:r>
+              <m:r>
+                <m:rPr>
+                  <m:sty m:val="p"/>
+                </m:rPr>
+                <m:t>·</m:t>
+              </m:r>
+              <m:r>
+                <m:t>m</m:t>
+              </m:r>
+              <m:r>
+                <m:t>o</m:t>
+              </m:r>
+              <m:sSup>
+                <m:e>
+                  <m:r>
+                    <m:t>l</m:t>
+                  </m:r>
+                </m:e>
+                <m:sup>
+                  <m:r>
+                    <m:rPr>
+                      <m:sty m:val="p"/>
+                    </m:rPr>
+                    <m:t>−</m:t>
+                  </m:r>
+                  <m:r>
+                    <m:t>1</m:t>
+                  </m:r>
+                </m:sup>
+              </m:sSup>
+              <m:r>
+                <m:rPr>
+                  <m:sty m:val="p"/>
+                </m:rPr>
+                <m:t>·</m:t>
+              </m:r>
+              <m:sSup>
+                <m:e>
+                  <m:r>
+                    <m:t>K</m:t>
+                  </m:r>
+                </m:e>
+                <m:sup>
+                  <m:r>
+                    <m:rPr>
+                      <m:sty m:val="p"/>
+                    </m:rPr>
+                    <m:t>−</m:t>
+                  </m:r>
+                  <m:r>
+                    <m:t>1</m:t>
+                  </m:r>
+                </m:sup>
+              </m:sSup>
+            </m:oMath>
             <w:r>
               <w:rPr>
                 <w:rFonts w:ascii="Times New Roman" w:hAnsi="Times New Roman" w:eastAsia="Times New Roman" w:cs="Times New Roman"/>
                 <w:b/>
-                <w:vertAlign w:val="superscript"/>
-              </w:rPr>
-              <w:t xml:space="preserve">{-1}·K</w:t>
-            </w:r>
-            <w:r>
-              <w:rPr>
-                <w:rFonts w:ascii="Times New Roman" w:hAnsi="Times New Roman" w:eastAsia="Times New Roman" w:cs="Times New Roman"/>
-                <w:b/>
-              </w:rPr>
-              <w:t xml:space="preserve">{-1})</w:t>
+              </w:rPr>
+              <w:t xml:space="preserve">)</w:t>
             </w:r>
           </w:p>
         </w:tc>
@@ -40642,13 +41687,14 @@
     <w:tbl>
       <w:tblPr>
         <w:tblStyle w:val="Table"/>
-        <w:tblW w:type="auto" w:w="0"/>
+        <w:tblW w:type="pct" w:w="5000"/>
+        <w:tblLayout w:type="fixed"/>
         <w:tblLook w:firstRow="1" w:lastRow="0" w:firstColumn="0" w:lastColumn="0" w:noHBand="0" w:noVBand="0" w:val="0020"/>
       </w:tblPr>
       <w:tblGrid>
-        <w:gridCol w:w="2640"/>
-        <w:gridCol w:w="2640"/>
-        <w:gridCol w:w="2640"/>
+        <w:gridCol w:w="2262"/>
+        <w:gridCol w:w="2828"/>
+        <w:gridCol w:w="2828"/>
       </w:tblGrid>
       <w:tr>
         <w:trPr>
@@ -40755,22 +41801,73 @@
                 <w:rFonts w:ascii="Times New Roman" w:hAnsi="Times New Roman" w:eastAsia="Times New Roman" w:cs="Times New Roman"/>
                 <w:b/>
               </w:rPr>
-              <w:t xml:space="preserve">(J·mol</w:t>
-            </w:r>
+              <w:t xml:space="preserve">(</w:t>
+            </w:r>
+            <m:oMath>
+              <m:r>
+                <m:t>J</m:t>
+              </m:r>
+              <m:r>
+                <m:rPr>
+                  <m:sty m:val="p"/>
+                </m:rPr>
+                <m:t>·</m:t>
+              </m:r>
+              <m:r>
+                <m:t>m</m:t>
+              </m:r>
+              <m:r>
+                <m:t>o</m:t>
+              </m:r>
+              <m:sSup>
+                <m:e>
+                  <m:r>
+                    <m:t>l</m:t>
+                  </m:r>
+                </m:e>
+                <m:sup>
+                  <m:r>
+                    <m:rPr>
+                      <m:sty m:val="p"/>
+                    </m:rPr>
+                    <m:t>−</m:t>
+                  </m:r>
+                  <m:r>
+                    <m:t>1</m:t>
+                  </m:r>
+                </m:sup>
+              </m:sSup>
+              <m:r>
+                <m:rPr>
+                  <m:sty m:val="p"/>
+                </m:rPr>
+                <m:t>·</m:t>
+              </m:r>
+              <m:sSup>
+                <m:e>
+                  <m:r>
+                    <m:t>K</m:t>
+                  </m:r>
+                </m:e>
+                <m:sup>
+                  <m:r>
+                    <m:rPr>
+                      <m:sty m:val="p"/>
+                    </m:rPr>
+                    <m:t>−</m:t>
+                  </m:r>
+                  <m:r>
+                    <m:t>1</m:t>
+                  </m:r>
+                </m:sup>
+              </m:sSup>
+            </m:oMath>
             <w:r>
               <w:rPr>
                 <w:rFonts w:ascii="Times New Roman" w:hAnsi="Times New Roman" w:eastAsia="Times New Roman" w:cs="Times New Roman"/>
                 <w:b/>
-                <w:vertAlign w:val="superscript"/>
-              </w:rPr>
-              <w:t xml:space="preserve">{-1}·K</w:t>
-            </w:r>
-            <w:r>
-              <w:rPr>
-                <w:rFonts w:ascii="Times New Roman" w:hAnsi="Times New Roman" w:eastAsia="Times New Roman" w:cs="Times New Roman"/>
-                <w:b/>
-              </w:rPr>
-              <w:t xml:space="preserve">{-1})</w:t>
+              </w:rPr>
+              <w:t xml:space="preserve">)</w:t>
             </w:r>
           </w:p>
         </w:tc>
@@ -41050,13 +42147,45 @@
         <w:rPr>
           <w:rFonts w:ascii="Times New Roman" w:hAnsi="Times New Roman" w:eastAsia="Times New Roman" w:cs="Times New Roman"/>
         </w:rPr>
-        <w:t xml:space="preserve"> = 3.51 </w:t>
-      </w:r>
-      <w:r>
-        <w:rPr>
-          <w:rFonts w:hint="eastAsia" w:ascii="Times New Roman" w:hAnsi="Times New Roman" w:eastAsia="Times New Roman" w:cs="Times New Roman"/>
-        </w:rPr>
-        <w:t>g/cm^{3}，</w:t>
+        <w:t xml:space="preserve"> = 3.51</w:t>
+      </w:r>
+      <w:r>
+        <w:rPr>
+          <w:rFonts w:ascii="Times New Roman" w:hAnsi="Times New Roman" w:eastAsia="Times New Roman" w:cs="Times New Roman"/>
+        </w:rPr>
+        <w:t xml:space="preserve"> </w:t>
+      </w:r>
+      <m:oMath>
+        <m:r>
+          <m:t>g</m:t>
+        </m:r>
+        <m:r>
+          <m:rPr>
+            <m:sty m:val="p"/>
+          </m:rPr>
+          <m:t>/</m:t>
+        </m:r>
+        <m:r>
+          <m:t>c</m:t>
+        </m:r>
+        <m:sSup>
+          <m:e>
+            <m:r>
+              <m:t>m</m:t>
+            </m:r>
+          </m:e>
+          <m:sup>
+            <m:r>
+              <m:t>3</m:t>
+            </m:r>
+          </m:sup>
+        </m:sSup>
+      </m:oMath>
+      <w:r>
+        <w:rPr>
+          <w:rFonts w:hint="eastAsia" w:ascii="Times New Roman" w:hAnsi="Times New Roman" w:eastAsia="Times New Roman" w:cs="Times New Roman"/>
+        </w:rPr>
+        <w:t>，</w:t>
       </w:r>
       <w:r>
         <w:rPr>
@@ -41068,13 +42197,45 @@
         <w:rPr>
           <w:rFonts w:ascii="Times New Roman" w:hAnsi="Times New Roman" w:eastAsia="Times New Roman" w:cs="Times New Roman"/>
         </w:rPr>
-        <w:t xml:space="preserve"> = 2.26 </w:t>
-      </w:r>
-      <w:r>
-        <w:rPr>
-          <w:rFonts w:hint="eastAsia" w:ascii="Times New Roman" w:hAnsi="Times New Roman" w:eastAsia="Times New Roman" w:cs="Times New Roman"/>
-        </w:rPr>
-        <w:t>g/cm^{3}。</w:t>
+        <w:t xml:space="preserve"> = 2.26</w:t>
+      </w:r>
+      <w:r>
+        <w:rPr>
+          <w:rFonts w:ascii="Times New Roman" w:hAnsi="Times New Roman" w:eastAsia="Times New Roman" w:cs="Times New Roman"/>
+        </w:rPr>
+        <w:t xml:space="preserve"> </w:t>
+      </w:r>
+      <m:oMath>
+        <m:r>
+          <m:t>g</m:t>
+        </m:r>
+        <m:r>
+          <m:rPr>
+            <m:sty m:val="p"/>
+          </m:rPr>
+          <m:t>/</m:t>
+        </m:r>
+        <m:r>
+          <m:t>c</m:t>
+        </m:r>
+        <m:sSup>
+          <m:e>
+            <m:r>
+              <m:t>m</m:t>
+            </m:r>
+          </m:e>
+          <m:sup>
+            <m:r>
+              <m:t>3</m:t>
+            </m:r>
+          </m:sup>
+        </m:sSup>
+      </m:oMath>
+      <w:r>
+        <w:rPr>
+          <w:rFonts w:hint="eastAsia" w:ascii="Times New Roman" w:hAnsi="Times New Roman" w:eastAsia="Times New Roman" w:cs="Times New Roman"/>
+        </w:rPr>
+        <w:t>。</w:t>
       </w:r>
       <w:r>
         <w:rPr>
@@ -41566,13 +42727,14 @@
     <w:tbl>
       <w:tblPr>
         <w:tblStyle w:val="Table"/>
-        <w:tblW w:type="auto" w:w="0"/>
+        <w:tblW w:type="pct" w:w="5000"/>
+        <w:tblLayout w:type="fixed"/>
         <w:tblLook w:firstRow="1" w:lastRow="0" w:firstColumn="0" w:lastColumn="0" w:noHBand="0" w:noVBand="0" w:val="0020"/>
       </w:tblPr>
       <w:tblGrid>
-        <w:gridCol w:w="2640"/>
-        <w:gridCol w:w="2640"/>
-        <w:gridCol w:w="2640"/>
+        <w:gridCol w:w="2262"/>
+        <w:gridCol w:w="2828"/>
+        <w:gridCol w:w="2828"/>
       </w:tblGrid>
       <w:tr>
         <w:trPr>
@@ -41679,22 +42841,73 @@
                 <w:rFonts w:ascii="Times New Roman" w:hAnsi="Times New Roman" w:eastAsia="Times New Roman" w:cs="Times New Roman"/>
                 <w:b/>
               </w:rPr>
-              <w:t xml:space="preserve">(J·mol</w:t>
-            </w:r>
+              <w:t xml:space="preserve">(</w:t>
+            </w:r>
+            <m:oMath>
+              <m:r>
+                <m:t>J</m:t>
+              </m:r>
+              <m:r>
+                <m:rPr>
+                  <m:sty m:val="p"/>
+                </m:rPr>
+                <m:t>·</m:t>
+              </m:r>
+              <m:r>
+                <m:t>m</m:t>
+              </m:r>
+              <m:r>
+                <m:t>o</m:t>
+              </m:r>
+              <m:sSup>
+                <m:e>
+                  <m:r>
+                    <m:t>l</m:t>
+                  </m:r>
+                </m:e>
+                <m:sup>
+                  <m:r>
+                    <m:rPr>
+                      <m:sty m:val="p"/>
+                    </m:rPr>
+                    <m:t>−</m:t>
+                  </m:r>
+                  <m:r>
+                    <m:t>1</m:t>
+                  </m:r>
+                </m:sup>
+              </m:sSup>
+              <m:r>
+                <m:rPr>
+                  <m:sty m:val="p"/>
+                </m:rPr>
+                <m:t>·</m:t>
+              </m:r>
+              <m:sSup>
+                <m:e>
+                  <m:r>
+                    <m:t>K</m:t>
+                  </m:r>
+                </m:e>
+                <m:sup>
+                  <m:r>
+                    <m:rPr>
+                      <m:sty m:val="p"/>
+                    </m:rPr>
+                    <m:t>−</m:t>
+                  </m:r>
+                  <m:r>
+                    <m:t>1</m:t>
+                  </m:r>
+                </m:sup>
+              </m:sSup>
+            </m:oMath>
             <w:r>
               <w:rPr>
                 <w:rFonts w:ascii="Times New Roman" w:hAnsi="Times New Roman" w:eastAsia="Times New Roman" w:cs="Times New Roman"/>
                 <w:b/>
-                <w:vertAlign w:val="superscript"/>
-              </w:rPr>
-              <w:t xml:space="preserve">{-1}·K</w:t>
-            </w:r>
-            <w:r>
-              <w:rPr>
-                <w:rFonts w:ascii="Times New Roman" w:hAnsi="Times New Roman" w:eastAsia="Times New Roman" w:cs="Times New Roman"/>
-                <w:b/>
-              </w:rPr>
-              <w:t xml:space="preserve">{-1})</w:t>
+              </w:rPr>
+              <w:t xml:space="preserve">)</w:t>
             </w:r>
           </w:p>
         </w:tc>
@@ -42806,24 +44019,31 @@
         </w:rPr>
         <w:t xml:space="preserve"> </w:t>
       </w:r>
-      <w:r>
-        <w:rPr>
-          <w:rFonts w:hint="eastAsia" w:ascii="Times New Roman" w:hAnsi="Times New Roman" w:eastAsia="Times New Roman" w:cs="Times New Roman"/>
-        </w:rPr>
-        <w:t>10^{3}</w:t>
-      </w:r>
-      <w:r>
-        <w:rPr>
-          <w:rFonts w:hint="eastAsia" w:ascii="Times New Roman" w:hAnsi="Times New Roman" w:eastAsia="Times New Roman" w:cs="Times New Roman"/>
-          <w:vertAlign w:val="superscript"/>
-        </w:rPr>
-        <w:t>7</w:t>
-      </w:r>
-      <w:r>
-        <w:rPr>
-          <w:rFonts w:hint="eastAsia" w:ascii="Times New Roman" w:hAnsi="Times New Roman" w:eastAsia="Times New Roman" w:cs="Times New Roman"/>
-        </w:rPr>
-        <w:t>）。</w:t>
+      <m:oMath>
+        <m:sSup>
+          <m:e>
+            <m:r>
+              <m:t>10</m:t>
+            </m:r>
+          </m:e>
+          <m:sup>
+            <m:r>
+              <m:t>3</m:t>
+            </m:r>
+          </m:sup>
+        </m:sSup>
+        <m:r>
+          <m:rPr>
+            <m:sty m:val="p"/>
+          </m:rPr>
+          <m:t>⁷</m:t>
+        </m:r>
+      </m:oMath>
+      <w:r>
+        <w:rPr>
+          <w:rFonts w:hint="eastAsia" w:ascii="Times New Roman" w:hAnsi="Times New Roman" w:eastAsia="Times New Roman" w:cs="Times New Roman"/>
+        </w:rPr>
+        <w:t xml:space="preserve">）。</w:t>
       </w:r>
     </w:p>
     <w:p>
@@ -45367,7 +46587,45 @@
         <w:rPr>
           <w:rFonts w:ascii="Times New Roman" w:hAnsi="Times New Roman" w:eastAsia="Times New Roman" w:cs="Times New Roman"/>
         </w:rPr>
-        <w:t xml:space="preserve">− ΔnRT = −92.2 − (−2) × 8.314 × 10^{-3} × 298 = −87.2 </w:t>
+        <w:t xml:space="preserve">− ΔnRT = −92.2 − (−2) × 8.314 ×</w:t>
+      </w:r>
+      <w:r>
+        <w:rPr>
+          <w:rFonts w:ascii="Times New Roman" w:hAnsi="Times New Roman" w:eastAsia="Times New Roman" w:cs="Times New Roman"/>
+        </w:rPr>
+        <w:t xml:space="preserve"> </w:t>
+      </w:r>
+      <m:oMath>
+        <m:sSup>
+          <m:e>
+            <m:r>
+              <m:t>10</m:t>
+            </m:r>
+          </m:e>
+          <m:sup>
+            <m:r>
+              <m:rPr>
+                <m:sty m:val="p"/>
+              </m:rPr>
+              <m:t>−</m:t>
+            </m:r>
+            <m:r>
+              <m:t>3</m:t>
+            </m:r>
+          </m:sup>
+        </m:sSup>
+      </m:oMath>
+      <w:r>
+        <w:rPr>
+          <w:rFonts w:ascii="Times New Roman" w:hAnsi="Times New Roman" w:eastAsia="Times New Roman" w:cs="Times New Roman"/>
+        </w:rPr>
+        <w:t xml:space="preserve"> </w:t>
+      </w:r>
+      <w:r>
+        <w:rPr>
+          <w:rFonts w:ascii="Times New Roman" w:hAnsi="Times New Roman" w:eastAsia="Times New Roman" w:cs="Times New Roman"/>
+        </w:rPr>
+        <w:t xml:space="preserve">× 298 = −87.2 </w:t>
       </w:r>
       <w:r>
         <w:rPr>
@@ -45501,20 +46759,59 @@
         <w:rPr>
           <w:rFonts w:ascii="Times New Roman" w:hAnsi="Times New Roman" w:eastAsia="Times New Roman" w:cs="Times New Roman"/>
         </w:rPr>
-        <w:t xml:space="preserve">= e^(-102000/2478) ≈ 1.3 × 10</w:t>
-      </w:r>
-      <w:r>
-        <w:rPr>
-          <w:rFonts w:ascii="Times New Roman" w:hAnsi="Times New Roman" w:eastAsia="Times New Roman" w:cs="Times New Roman"/>
-          <w:vertAlign w:val="superscript"/>
-        </w:rPr>
-        <w:t xml:space="preserve">{-18}。$K</w:t>
-      </w:r>
-      <w:r>
-        <w:rPr>
-          <w:rFonts w:ascii="Times New Roman" w:hAnsi="Times New Roman" w:eastAsia="Times New Roman" w:cs="Times New Roman"/>
-        </w:rPr>
-        <w:t xml:space="preserve">$ </w:t>
+        <w:t xml:space="preserve">= e^(-102000/2478) ≈ 1.3 ×</w:t>
+      </w:r>
+      <w:r>
+        <w:rPr>
+          <w:rFonts w:ascii="Times New Roman" w:hAnsi="Times New Roman" w:eastAsia="Times New Roman" w:cs="Times New Roman"/>
+        </w:rPr>
+        <w:t xml:space="preserve"> </w:t>
+      </w:r>
+      <m:oMath>
+        <m:sSup>
+          <m:e>
+            <m:r>
+              <m:t>10</m:t>
+            </m:r>
+          </m:e>
+          <m:sup>
+            <m:r>
+              <m:rPr>
+                <m:sty m:val="p"/>
+              </m:rPr>
+              <m:t>−</m:t>
+            </m:r>
+            <m:r>
+              <m:t>18</m:t>
+            </m:r>
+          </m:sup>
+        </m:sSup>
+      </m:oMath>
+      <w:r>
+        <w:rPr>
+          <w:rFonts w:ascii="Times New Roman" w:hAnsi="Times New Roman" w:eastAsia="Times New Roman" w:cs="Times New Roman"/>
+        </w:rPr>
+        <w:t xml:space="preserve">。</w:t>
+      </w:r>
+      <m:oMath>
+        <m:sSup>
+          <m:e>
+            <m:r>
+              <m:t>K</m:t>
+            </m:r>
+          </m:e>
+          <m:sup>
+            <m:r>
+              <m:t>θ</m:t>
+            </m:r>
+          </m:sup>
+        </m:sSup>
+      </m:oMath>
+      <w:r>
+        <w:rPr>
+          <w:rFonts w:ascii="Times New Roman" w:hAnsi="Times New Roman" w:eastAsia="Times New Roman" w:cs="Times New Roman"/>
+        </w:rPr>
+        <w:t xml:space="preserve"> </w:t>
       </w:r>
       <w:r>
         <w:rPr>
@@ -46025,68 +47322,259 @@
         </w:rPr>
         <w:t xml:space="preserve"> </w:t>
       </w:r>
-      <w:r>
-        <w:rPr>
-          <w:rFonts w:ascii="Times New Roman" w:hAnsi="Times New Roman" w:eastAsia="Times New Roman" w:cs="Times New Roman"/>
-        </w:rPr>
-        <w:t xml:space="preserve">Q = (1.0)</w:t>
-      </w:r>
-      <w:r>
-        <w:rPr>
-          <w:rFonts w:ascii="Times New Roman" w:hAnsi="Times New Roman" w:eastAsia="Times New Roman" w:cs="Times New Roman"/>
-          <w:vertAlign w:val="superscript"/>
-        </w:rPr>
-        <w:t xml:space="preserve">{2}/(0.01)</w:t>
-      </w:r>
-      <w:r>
-        <w:rPr>
-          <w:rFonts w:ascii="Times New Roman" w:hAnsi="Times New Roman" w:eastAsia="Times New Roman" w:cs="Times New Roman"/>
-        </w:rPr>
-        <w:t xml:space="preserve">{2} = </w:t>
-      </w:r>
-      <w:r>
-        <w:rPr>
-          <w:rFonts w:hint="eastAsia" w:ascii="Times New Roman" w:hAnsi="Times New Roman" w:eastAsia="Times New Roman" w:cs="Times New Roman"/>
-        </w:rPr>
-        <w:t>10</w:t>
-      </w:r>
-      <w:r>
-        <w:rPr>
-          <w:rFonts w:hint="eastAsia" w:ascii="Times New Roman" w:hAnsi="Times New Roman" w:eastAsia="Times New Roman" w:cs="Times New Roman"/>
-          <w:vertAlign w:val="superscript"/>
-        </w:rPr>
-        <w:t>4</w:t>
-      </w:r>
-      <w:r>
-        <w:rPr>
-          <w:rFonts w:hint="eastAsia" w:ascii="Times New Roman" w:hAnsi="Times New Roman" w:eastAsia="Times New Roman" w:cs="Times New Roman"/>
-        </w:rPr>
-        <w:t>，ΔG</w:t>
-      </w:r>
-      <w:r>
-        <w:rPr>
-          <w:rFonts w:ascii="Times New Roman" w:hAnsi="Times New Roman" w:eastAsia="Times New Roman" w:cs="Times New Roman"/>
-        </w:rPr>
-        <w:t xml:space="preserve"> = +20000 + 8.314×298×ln(10</w:t>
-      </w:r>
-      <w:r>
-        <w:rPr>
-          <w:rFonts w:ascii="Times New Roman" w:hAnsi="Times New Roman" w:eastAsia="Times New Roman" w:cs="Times New Roman"/>
-          <w:vertAlign w:val="superscript"/>
-        </w:rPr>
-        <w:t>4</w:t>
-      </w:r>
-      <w:r>
-        <w:rPr>
-          <w:rFonts w:ascii="Times New Roman" w:hAnsi="Times New Roman" w:eastAsia="Times New Roman" w:cs="Times New Roman"/>
-        </w:rPr>
-        <w:t xml:space="preserve">) = +42.8 kJ/mol &gt; </w:t>
-      </w:r>
-      <w:r>
-        <w:rPr>
-          <w:rFonts w:hint="eastAsia" w:ascii="Times New Roman" w:hAnsi="Times New Roman" w:eastAsia="Times New Roman" w:cs="Times New Roman"/>
-        </w:rPr>
-        <w:t>0，</w:t>
+      <m:oMath>
+        <m:oMathPr>
+          <m:ctrlPr>
+            <w:rPr>
+              <w:sz w:val="28"/>
+              <w:szCs w:val="28"/>
+            </w:rPr>
+          </m:ctrlPr>
+        </m:oMathPr>
+        <m:r>
+          <m:t>Q</m:t>
+        </m:r>
+        <m:r>
+          <m:rPr>
+            <m:sty m:val="p"/>
+          </m:rPr>
+          <m:t>=</m:t>
+        </m:r>
+        <m:r>
+          <m:rPr>
+            <m:sty m:val="p"/>
+          </m:rPr>
+          <m:t>(</m:t>
+        </m:r>
+        <m:r>
+          <m:t>1.0</m:t>
+        </m:r>
+        <m:sSup>
+          <m:e>
+            <m:r>
+              <m:rPr>
+                <m:sty m:val="p"/>
+              </m:rPr>
+              <m:t>)</m:t>
+            </m:r>
+          </m:e>
+          <m:sup>
+            <m:r>
+              <m:t>2</m:t>
+            </m:r>
+          </m:sup>
+        </m:sSup>
+        <m:r>
+          <m:rPr>
+            <m:sty m:val="p"/>
+          </m:rPr>
+          <m:t>/</m:t>
+        </m:r>
+        <m:r>
+          <m:rPr>
+            <m:sty m:val="p"/>
+          </m:rPr>
+          <m:t>(</m:t>
+        </m:r>
+        <m:r>
+          <m:t>0.01</m:t>
+        </m:r>
+        <m:sSup>
+          <m:e>
+            <m:r>
+              <m:rPr>
+                <m:sty m:val="p"/>
+              </m:rPr>
+              <m:t>)</m:t>
+            </m:r>
+          </m:e>
+          <m:sup>
+            <m:r>
+              <m:t>2</m:t>
+            </m:r>
+          </m:sup>
+        </m:sSup>
+        <m:r>
+          <m:rPr>
+            <m:sty m:val="p"/>
+          </m:rPr>
+          <m:t>=</m:t>
+        </m:r>
+        <m:sSup>
+          <m:e>
+            <m:r>
+              <m:t>10</m:t>
+            </m:r>
+          </m:e>
+          <m:sup>
+            <m:r>
+              <m:t>4</m:t>
+            </m:r>
+          </m:sup>
+        </m:sSup>
+      </m:oMath>
+      <w:r>
+        <w:rPr>
+          <w:rFonts w:hint="eastAsia" w:ascii="Times New Roman" w:hAnsi="Times New Roman" w:eastAsia="Times New Roman" w:cs="Times New Roman"/>
+        </w:rPr>
+        <w:t xml:space="preserve">，</w:t>
+      </w:r>
+      <m:oMath>
+        <m:oMathPr>
+          <m:ctrlPr>
+            <w:rPr>
+              <w:sz w:val="28"/>
+              <w:szCs w:val="28"/>
+            </w:rPr>
+          </m:ctrlPr>
+        </m:oMathPr>
+        <m:r>
+          <m:rPr>
+            <m:sty m:val="p"/>
+          </m:rPr>
+          <m:t>Δ</m:t>
+        </m:r>
+        <m:r>
+          <m:t>G</m:t>
+        </m:r>
+        <m:r>
+          <m:rPr>
+            <m:sty m:val="p"/>
+          </m:rPr>
+          <m:t>=</m:t>
+        </m:r>
+        <m:r>
+          <m:rPr>
+            <m:sty m:val="p"/>
+          </m:rPr>
+          <m:t>+</m:t>
+        </m:r>
+        <m:r>
+          <m:t>20000</m:t>
+        </m:r>
+        <m:r>
+          <m:rPr>
+            <m:sty m:val="p"/>
+          </m:rPr>
+          <m:t>+</m:t>
+        </m:r>
+        <m:r>
+          <m:t>8.314</m:t>
+        </m:r>
+        <m:r>
+          <m:rPr>
+            <m:sty m:val="p"/>
+          </m:rPr>
+          <m:t>×</m:t>
+        </m:r>
+        <m:r>
+          <m:t>298</m:t>
+        </m:r>
+        <m:r>
+          <m:rPr>
+            <m:sty m:val="p"/>
+          </m:rPr>
+          <m:t>×</m:t>
+        </m:r>
+        <m:r>
+          <m:rPr>
+            <m:sty m:val="p"/>
+          </m:rPr>
+          <m:t>ln</m:t>
+        </m:r>
+        <m:r>
+          <m:rPr>
+            <m:sty m:val="p"/>
+          </m:rPr>
+          <m:t>(</m:t>
+        </m:r>
+        <m:sSup>
+          <m:e>
+            <m:r>
+              <m:t>10</m:t>
+            </m:r>
+          </m:e>
+          <m:sup>
+            <m:r>
+              <m:t>4</m:t>
+            </m:r>
+          </m:sup>
+        </m:sSup>
+        <m:r>
+          <m:rPr>
+            <m:sty m:val="p"/>
+          </m:rPr>
+          <m:t>)</m:t>
+        </m:r>
+        <m:r>
+          <m:rPr>
+            <m:sty m:val="p"/>
+          </m:rPr>
+          <m:t>=</m:t>
+        </m:r>
+        <m:r>
+          <m:rPr>
+            <m:sty m:val="p"/>
+          </m:rPr>
+          <m:t>+</m:t>
+        </m:r>
+        <m:r>
+          <m:t>42.8</m:t>
+        </m:r>
+        <m:r>
+          <m:t> </m:t>
+        </m:r>
+        <m:r>
+          <m:rPr>
+            <m:sty m:val="p"/>
+          </m:rPr>
+          <m:t>k</m:t>
+        </m:r>
+        <m:r>
+          <m:rPr>
+            <m:sty m:val="p"/>
+          </m:rPr>
+          <m:t>J</m:t>
+        </m:r>
+        <m:r>
+          <m:rPr>
+            <m:sty m:val="p"/>
+          </m:rPr>
+          <m:t>/</m:t>
+        </m:r>
+        <m:r>
+          <m:rPr>
+            <m:sty m:val="p"/>
+          </m:rPr>
+          <m:t>m</m:t>
+        </m:r>
+        <m:r>
+          <m:rPr>
+            <m:sty m:val="p"/>
+          </m:rPr>
+          <m:t>o</m:t>
+        </m:r>
+        <m:r>
+          <m:rPr>
+            <m:sty m:val="p"/>
+          </m:rPr>
+          <m:t>l</m:t>
+        </m:r>
+        <m:r>
+          <m:rPr>
+            <m:sty m:val="p"/>
+          </m:rPr>
+          <m:t>&gt;</m:t>
+        </m:r>
+        <m:r>
+          <m:t>0</m:t>
+        </m:r>
+      </m:oMath>
+      <w:r>
+        <w:rPr>
+          <w:rFonts w:hint="eastAsia" w:ascii="Times New Roman" w:hAnsi="Times New Roman" w:eastAsia="Times New Roman" w:cs="Times New Roman"/>
+        </w:rPr>
+        <w:t>，</w:t>
       </w:r>
       <w:r>
         <w:rPr>

--- a/06-学生侧材料/讲义/化学原理/热力学初步（Word清稿）.docx
+++ b/06-学生侧材料/讲义/化学原理/热力学初步（Word清稿）.docx
@@ -52204,7 +52204,7 @@
     <ns0:name ns0:val="Verbatim Char"/>
     <ns0:basedOn ns0:val="BodyTextChar"/>
     <ns0:rPr>
-      <ns0:rFonts ns0:ascii="Times New Roman" ns0:cs="Times New Roman" ns0:eastAsia="FangSong" ns0:hAnsi="Times New Roman"/>
+      <ns0:rFonts ns0:ascii="SimSun" ns0:hAnsi="SimSun" ns0:eastAsia="SimSun" ns0:cs="SimSun"/>
       <ns0:b ns0:val="0"/>
       <ns0:sz ns0:val="20"/>
     </ns0:rPr>
@@ -52274,7 +52274,7 @@
       <w:wordWrap w:val="off"/>
     </w:pPr>
     <ns0:rPr>
-      <w:rFonts ns0:ascii="Times New Roman" ns0:hAnsi="Times New Roman" ns0:eastAsia="FangSong" ns0:cs="Times New Roman"/>
+      <w:rFonts w:ascii="SimSun" w:hAnsi="SimSun" w:eastAsia="SimSun" w:cs="SimSun"/>
     </ns0:rPr>
   </w:style>
   <w:style w:type="character" w:customStyle="1" w:styleId="KeywordTok">
